--- a/PROJECT REPORT.docx
+++ b/PROJECT REPORT.docx
@@ -214,11 +214,7 @@
       </w:pPr>
       <w:r>
         <w:t xml:space="preserve">Engr. Dr. A. I. Erike</w:t>
-      </w:r>
-      <w:r>
         <w:tab/>
-      </w:r>
-      <w:r>
         <w:t>Date</w:t>
       </w:r>
     </w:p>
@@ -262,11 +258,7 @@
       </w:pPr>
       <w:r>
         <w:t xml:space="preserve">Head, Department of Software Engineering</w:t>
-      </w:r>
-      <w:r>
         <w:tab/>
-      </w:r>
-      <w:r>
         <w:t>Date</w:t>
       </w:r>
     </w:p>
@@ -302,11 +294,7 @@
       </w:pPr>
       <w:r>
         <w:t xml:space="preserve">Dean, School of Information and Communication Technology</w:t>
-      </w:r>
-      <w:r>
         <w:tab/>
-      </w:r>
-      <w:r>
         <w:t>Date</w:t>
       </w:r>
     </w:p>
@@ -4593,57 +4581,10 @@
     </w:p>
     <w:p>
       <w:pPr>
-        <w:pStyle w:val="CaptionedFigure"/>
-        <w:jc w:val="left"/>
-      </w:pPr>
-      <w:r>
-        <w:t>The process of tutor matching has gone through three major phases through history. Initially, tutoring was done manually by the administrator or agency depending on the subject and availability. With the evolution of tutoring software, the process of matching became more sophisticated in the form of simple rules where matching was based only on subject and time slot (Taveekarn et al., 2014). The more recent developments have included additional parameters like teaching method, budget and experience of the tutor, with some weighting but still without any unified mathematical formula and fairness system (Ramesh, 2020). The conceptual model used in this study takes the third phase into account as the pipeline consisting of four interrelated stages of matching, depicted in Figure 2.1.</w:t>
-      </w:r>
-      <w:r>
-        <w:rPr>
-          <w:noProof/>
-        </w:rPr>
-        <w:drawing>
-          <wp:inline distT="0" distB="0" distL="0" distR="0" wp14:anchorId="633002F3" wp14:editId="43EE011D">
-            <wp:extent cx="5334000" cy="1856133"/>
-            <wp:effectExtent l="0" t="0" r="0" b="0"/>
-            <wp:docPr id="31" name="Picture" descr="Figure 2.1: Conceptual framework of the matchmaking pipeline"/>
-            <wp:cNvGraphicFramePr/>
-            <a:graphic>
-              <a:graphicData uri="http://schemas.openxmlformats.org/drawingml/2006/picture">
-                <pic:pic>
-                  <pic:nvPicPr>
-                    <pic:cNvPr id="32" name="Picture" descr="./media/media/rId30.png"/>
-                    <pic:cNvPicPr>
-                      <a:picLocks noChangeAspect="1" noChangeArrowheads="1"/>
-                    </pic:cNvPicPr>
-                  </pic:nvPicPr>
-                  <pic:blipFill>
-                    <a:blip r:embed="rId8"/>
-                    <a:stretch>
-                      <a:fillRect/>
-                    </a:stretch>
-                  </pic:blipFill>
-                  <pic:spPr bwMode="auto">
-                    <a:xfrm>
-                      <a:off x="0" y="0"/>
-                      <a:ext cx="5334000" cy="1856133"/>
-                    </a:xfrm>
-                    <a:prstGeom prst="rect">
-                      <a:avLst/>
-                    </a:prstGeom>
-                    <a:noFill/>
-                    <a:ln w="9525">
-                      <a:noFill/>
-                      <a:headEnd/>
-                      <a:tailEnd/>
-                    </a:ln>
-                  </pic:spPr>
-                </pic:pic>
-              </a:graphicData>
-            </a:graphic>
-          </wp:inline>
-        </w:drawing>
+        <w:pStyle w:val="BodyText"/>
+      </w:pPr>
+      <w:r>
+        <w:t xml:space="preserve">Tutor matching has moved through three phases. It started as manual placement by an agency on subject and availability, then became rule-based software matching on subject and time slot (Taveekarn et al., 2014). The third phase adds teaching method, budget and tutor experience with some weighting, but still without a unified formula or a fairness system (Ramesh, 2020). This study belongs to that third phase, as the four-stage pipeline of Figure 2.1.</w:t>
       </w:r>
     </w:p>
     <w:p>
@@ -4657,28 +4598,17 @@
     <w:p>
       <w:pPr>
         <w:pStyle w:val="BodyText"/>
-        <w:rPr>
-          <w:i/>
-          <w:iCs/>
-        </w:rPr>
-      </w:pPr>
-      <w:r>
-        <w:rPr>
-          <w:i/>
-          <w:iCs/>
-        </w:rPr>
-        <w:t>The pipeline’s input, scoring, and assignment stages feed forward, with a feedback loop returning updated tutor quality to the scoring stage for future matches.</w:t>
-      </w:r>
-      <w:bookmarkStart w:id="35" w:name="_Toc235451434"/>
-      <w:bookmarkStart w:id="36" w:name="theoretical-framework"/>
-      <w:bookmarkEnd w:id="33"/>
+      </w:pPr>
+      <w:r>
+        <w:t xml:space="preserve">Input, scoring and assignment feed forward; a feedback loop returns updated tutor quality to scoring.</w:t>
+      </w:r>
     </w:p>
     <w:p>
       <w:pPr>
         <w:pStyle w:val="BodyText"/>
       </w:pPr>
       <w:r>
-        <w:t xml:space="preserve">The input stage gathers information about students and tutors, namely subject required, academic level, availability, language, tutoring approach, expected payment, and past ratings. Prior work on tutor matching (Taveekarn et al., 2014; Ramesh, 2020) suggests that such profile variables are both feasible and informative. </w:t>
+        <w:t xml:space="preserve">Input collects the profile of both sides: subject required, academic level, availability, language, tutoring approach, expected payment and past ratings. Prior tutor-matching work treats these variables as both feasible and informative (Taveekarn et al., 2014; Ramesh, 2020).</w:t>
       </w:r>
     </w:p>
     <w:p>
@@ -4686,8 +4616,7 @@
         <w:pStyle w:val="BodyText"/>
       </w:pPr>
       <w:r>
-        <w:lastRenderedPageBreak/>
-        <w:t>During the scoring stage, every possible combination of student and tutor gets transformed into the normalized compatibility number based on four composable sub-scorers: AcademicScorer, PreferenceScorer, ScheduleScorer, and FairnessScorer. Each sub-scorer evaluates the pair and returns the value from [0, 1], and then the CompositeScorer combines these values using the four main weights: alpha, beta, gamma, and delta.</w:t>
+        <w:t xml:space="preserve">Scoring turns every student-tutor pair into one normalised compatibility value. Four sub-scorers (AcademicScorer, PreferenceScorer, ScheduleScorer, FairnessScorer) each return a value in [0, 1], and the CompositeScorer combines them through the weights alpha, beta, gamma and delta.</w:t>
       </w:r>
     </w:p>
     <w:p>
@@ -4695,7 +4624,7 @@
         <w:pStyle w:val="BodyText"/>
       </w:pPr>
       <w:r>
-        <w:t xml:space="preserve">In the assignment stage, GreedyAssignmentEngine processes possible matches from high to low score using a max-heap priority queue and lazy recomputation of the fairness score, so that this score reflects the actual tutor load. During the feedback stage, the exponential moving average(ema) with lambda = 0.3 updates the average rating for every tutor after the session.</w:t>
+        <w:t xml:space="preserve">Assignment runs GreedyAssignmentEngine, which takes pairs from the highest score downward on a max-heap and recomputes the fairness term lazily so that it reflects the tutor's actual load. Feedback then updates each rating by exponential moving average with lambda = 0.3.</w:t>
       </w:r>
     </w:p>
     <w:p>
@@ -4712,48 +4641,41 @@
     <w:p>
       <w:pPr>
         <w:pStyle w:val="BodyText"/>
-        <w:jc w:val="left"/>
-      </w:pPr>
-      <w:r>
-        <w:t xml:space="preserve">Tutor-student assignment is an example of a multi-criteria decision-making problem because the process entails more than one criterion. One can be a better tutor compared to another in terms of subject knowledge but less effective regarding schedule and availability. Multi-criteria decision-making provides a framework for comparing different alternatives through normalization, weighting, and ranking (Wang et al., 2023; Hien et al., 2025). This makes a weighted compatibility score the natural way to decide in this situation, rather than a rule-based filtering approach.</w:t>
+      </w:pPr>
+      <w:r>
+        <w:t xml:space="preserve">Tutor-student assignment is a multi-criteria decision problem: one tutor may know the subject better while another fits the timetable. Multi-criteria decision-making compares alternatives through normalisation, weighting and ranking (Wang et al., 2023; Hien et al., 2025), which makes a weighted compatibility score the right mechanism here instead of rule-based filtering.</w:t>
       </w:r>
     </w:p>
     <w:p>
       <w:pPr>
         <w:pStyle w:val="BodyText"/>
-        <w:jc w:val="left"/>
-      </w:pPr>
-      <w:r>
-        <w:t>Recommender systems research is also applied in the paper. Traditional literature suggests that recommendations become better in case a coherent framework is built based on user preferences, item properties and ranking algorithms (Adomavicius &amp; Tuzhilin, 2005; Burke, 2002). More recent surveys and handbooks confirm that the recommender systems research field has shifted from algorithm development to user-centered context-aware frameworks (Konstan &amp; Riedl, 2012; Ricci et al., 2022). Here, students are the users and tutors are the items.</w:t>
+      </w:pPr>
+      <w:r>
+        <w:t xml:space="preserve">Recommender research applies as well. Recommendations improve when user preferences, item properties and ranking sit in one coherent framework (Adomavicius &amp; Tuzhilin, 2005; Burke, 2002), and the field has moved from algorithm development toward user-centred, context-aware systems (Konstan &amp; Riedl, 2012; Ricci et al., 2022). Students are the users here and tutors are the items.</w:t>
       </w:r>
     </w:p>
     <w:p>
       <w:pPr>
         <w:pStyle w:val="BodyText"/>
-        <w:jc w:val="left"/>
-      </w:pPr>
-      <w:r>
-        <w:t xml:space="preserve">The problem becomes even more complex because of the relationship between the quality of the recommendation and the effectiveness of the learning process. Studies by Tarus et al. (2018), Deschenes (2020), and da Silva et al. (2023) apply educational recommender systems to learning materials, peer recommendations, and learning activities, but none of them recommends a personal tutor. Karaci (2019) likewise stresses the value of structured learner modeling and feedback in intelligent tutoring systems, pointing to the need for adaptive algorithms.</w:t>
+      </w:pPr>
+      <w:r>
+        <w:t xml:space="preserve">Recommendation quality also bears on learning. Educational recommenders have been applied to learning materials, peer recommendation and learning activities (Tarus et al., 2018; Deschenes, 2020; da Silva et al., 2023), but none recommends a personal tutor, and Karaci (2019) argues for structured learner modelling and feedback in intelligent tutoring systems.</w:t>
       </w:r>
     </w:p>
     <w:p>
       <w:pPr>
         <w:pStyle w:val="BodyText"/>
-        <w:jc w:val="left"/>
-      </w:pPr>
-      <w:r>
-        <w:t>Finally, any recommendation should be feasible. In scheduling problems, time overlap, capacity, and ordering of allocation matter most (Leung, 2004; Pinedo, 2022). Feasibility, however, is only part of the problem: modern systems are also expected to be fair and transparent. Pitoura et al. (2022) demonstrate how the ranking systems could result in biased visibility, whereas according to Zhang and Chen (2020), explanation leads to improved trust among users. Coppolillo et al. (2024) also find that the effects of the recommendation could become outdated over time.</w:t>
+      </w:pPr>
+      <w:r>
+        <w:t xml:space="preserve">Any recommendation must also be feasible. Time overlap, capacity and allocation order dominate scheduling (Leung, 2004; Pinedo, 2022), and feasibility alone is not enough: ranking can produce biased visibility (Pitoura et al., 2022), explanation improves trust (Zhang &amp; Chen, 2020), and Coppolillo et al. (2024) show that the effects of a recommendation decay over time.</w:t>
       </w:r>
     </w:p>
     <w:p>
       <w:pPr>
         <w:pStyle w:val="BodyText"/>
       </w:pPr>
-      <w:bookmarkStart w:id="38" w:name="_Toc235451435"/>
-      <w:bookmarkStart w:id="39" w:name="empirical-framework"/>
-      <w:bookmarkEnd w:id="36"/>
-      <w:r>
-        <w:t>The greedy algorithm for the problem studied in this paper relies on bipartite matching theory. It is known that for any weighted bipartite graph, the application of a greedy algorithm on such a graph yields at least half of the optimal value of the total score in virtue of an obvious exchange argument (Korte &amp; Vygen, 2018; Preis, 1999).</w:t>
+      <w:r>
+        <w:t xml:space="preserve">Greedy matching rests on bipartite matching theory: on any weighted bipartite graph, greedy returns at least half the optimal total score, by the exchange argument (Korte &amp; Vygen, 2018; Preis, 1999).</w:t>
       </w:r>
     </w:p>
     <w:p>
@@ -5240,21 +5162,16 @@
       <w:pPr>
         <w:pStyle w:val="BodyText"/>
       </w:pPr>
-      <w:bookmarkStart w:id="44" w:name="_Toc235451437"/>
-      <w:bookmarkStart w:id="45" w:name="summary-of-literature-review"/>
-      <w:bookmarkEnd w:id="39"/>
-      <w:bookmarkEnd w:id="42"/>
-      <w:r>
-        <w:t xml:space="preserve">Notwithstanding the advancement of knowledge in this area of research, there is still a gap in the literature. Many research papers on educational recommenders target recommendations for learning materials, peer discovery or personalization but not tutor assignment for a particular student. Studies in direct tutor-matching do exist but they mostly rely on limited filters or matching logic without paying due regard to issues of fairness, scheduling conflicts and explainability.</w:t>
+      <w:r>
+        <w:t xml:space="preserve">The literature still leaves a gap. Educational recommenders target learning materials, peer discovery or personalisation rather than tutor assignment for a given student, and the direct tutor-matching studies that exist rely on limited filters, with little regard for fairness, scheduling conflicts or explainability.</w:t>
       </w:r>
     </w:p>
     <w:p>
       <w:pPr>
         <w:pStyle w:val="BodyText"/>
-        <w:spacing w:before="0"/>
-      </w:pPr>
-      <w:r>
-        <w:t>The current paper fills this gap by providing a solution where the weighted scoring with four composable sub-scorers (academic, preference, schedule, fairness) is coupled with a priority queue greedy assignment algorithm with lazy fairness recompute, and feedback-based EMA update in one single implemented framework. The current project has been developed into a full stack application where the algorithm runs as a domain layer.</w:t>
+      </w:pPr>
+      <w:r>
+        <w:t xml:space="preserve">This study fills it by joining weighted scoring over four bounded sub-scorers (academic, preference, schedule, fairness) to a priority-queue greedy assignment with lazy fairness recompute and a feedback EMA update, in one implemented framework delivered as a full-stack application with the algorithm in a domain layer.</w:t>
       </w:r>
     </w:p>
     <w:p>
@@ -5270,11 +5187,10 @@
     </w:p>
     <w:p>
       <w:pPr>
-        <w:pStyle w:val="FirstParagraph"/>
-        <w:jc w:val="left"/>
-      </w:pPr>
-      <w:r>
-        <w:t xml:space="preserve">This chapter has shown how student-tutor matching sits at the intersection of three well-established fields of research (multi-criteria decision making, recommender systems, and scheduling), where explainability and fairness are now treated as first-class considerations in system design. Recommender systems for educational content and peer recommendation have advanced quickly in recent years, but student-tutor recommendation remains largely unexplored, and the engines used for it usually depend on simple filters rather than a general multi-criteria weighting framework. The literature also provides the mathematical basis for our design, the proven 1/2-approximation of greedy bipartite matching, which we use directly rather than cite as background.</w:t>
+        <w:pStyle w:val="BodyText"/>
+      </w:pPr>
+      <w:r>
+        <w:t xml:space="preserve">The chapter places student-tutor matching where three fields meet: multi-criteria decision-making, recommender systems and scheduling, with fairness and explainability now treated as design requirements rather than afterthoughts. Educational content and peer recommenders have advanced quickly, but student-tutor allocation remains largely unexplored and the engines in use depend on simple filters rather than a general weighting framework. The literature also supplies the design's mathematical basis, the proven 1/2-approximation of greedy bipartite matching, applied here directly rather than cited as background.</w:t>
       </w:r>
     </w:p>
     <w:p>
@@ -5414,7 +5330,7 @@
         <w:pStyle w:val="FirstParagraph"/>
       </w:pPr>
       <w:r>
-        <w:t xml:space="preserve">In short: design science shaped the research logic, Agile shaped how the algorithm changed over time. The pairing allowed corrections without discarding prior work, and it kept the algorithm's formal properties (bounds, complexity, approximation guarantee) as explicit, testable requirements rather than afterthoughts to the interface.</w:t>
+        <w:t xml:space="preserve">Design science decided the research logic, and Agile decided how the design could change while the code was being written. A flaw found during implementation therefore cost one component's rewrite and not a chapter's, and the algorithm's formal properties (bounds, complexity, approximation guarantee) were written as testable requirements from the start.</w:t>
       </w:r>
     </w:p>
     <w:p>
@@ -5432,10 +5348,66 @@
     </w:p>
     <w:p>
       <w:pPr>
-        <w:pStyle w:val="FirstParagraph"/>
-      </w:pPr>
-      <w:r>
-        <w:t xml:space="preserve">Requirements came from the channels open to the study: online sources, questions to informed people, a manual run-through of existing practice, and document analysis of the literature (Sommerville, 2016; Nuseibeh &amp; Easterbrook, 2000). The online material was the set reviewed in Chapters One and Two: FindMyTutor (Taveekarn et al., 2014), Ramesh's (2020) method, the Grand View Research (2025) market sizing and the WASSCE statistics (Vanguard, 2024), examined for the criteria deployed platforms actually use and where they fall short. The supervisor's seminar proposal review of February 2026 fixed the scope, criteria and weighting scheme; conversations with fellow students who had arranged private tutoring clarified how families choose tutors. Tracing the traditional manual process by hand (Sections 1.1 and 2.1) is where the fairness and scheduling problems of Section 1.2 first surfaced; the research gap (Section 2.4) turned them into a specification.</w:t>
+        <w:pStyle w:val="BodyText"/>
+      </w:pPr>
+      <w:r>
+        <w:t xml:space="preserve">Requirements came from four places: the literature, the supervisor's review of the seminar proposal, a manual tracing of existing practice, and field sessions with students, lecturers and members of the public (Sommerville, 2016; Nuseibeh &amp; Easterbrook, 2000). The literature was the set reviewed in Chapters One and Two, read for the criteria platforms actually apply and for where those criteria run out: FindMyTutor (Taveekarn et al., 2014), Ramesh's (2020) method, the Grand View Research (2025) market sizing and the WASSCE statistics (Vanguard, 2024). The supervisor's review of February 2026 fixed the scope, criteria and starting weights. Tracing the manual process by hand (Sections 1.1 and 2.1) is where the fairness and scheduling problems of Section 1.2 surfaced, and the research gap (Section 2.4) turned them into a specification. The sessions covered what no document could: what students and tutors here do when an arrangement is being agreed.</w:t>
+      </w:r>
+    </w:p>
+    <w:p>
+      <w:pPr>
+        <w:pStyle w:val="BodyText"/>
+      </w:pPr>
+      <w:r>
+        <w:t xml:space="preserve">The sessions. Three groups used the system while the requirements were still open: 30 students of the Federal University of Technology Owerri, 5 lecturers, and 20 general users. All 55 worked on a running web interface rather than a drawing of one, which mattered, because the questions being asked were about how a profile form feels to fill in and how a ranked list reads at a glance. Each group fed a different part of the specification. The lecturers described what students and tutors look for when a placement is arranged. The general users said what they wanted to control themselves, and complained about the platforms they had used. The students worked through the tutor-choice decision and explained what settled it.</w:t>
+      </w:r>
+    </w:p>
+    <w:p>
+      <w:pPr>
+        <w:pStyle w:val="BodyText"/>
+      </w:pPr>
+      <w:r>
+        <w:t xml:space="preserve">The students. The literature could not answer the question the model depended on: with two tutors side by side, what decides the choice? The students said why they picked what they picked as they worked through the request flow. Price and distance from home counted for more than experience or rating with most of them, and availability was not a preference at all. A tutor whose free hours did not fit was out of the running rather than ranked lower, which is why schedule overlap became a hard constraint (FR4) rather than a score to be traded against, and why the weights sit with the student rather than being fixed once for the platform (FR3).</w:t>
+      </w:r>
+    </w:p>
+    <w:p>
+      <w:pPr>
+        <w:pStyle w:val="BodyText"/>
+      </w:pPr>
+      <w:r>
+        <w:t xml:space="preserve">The lecturers. The five lecturers were asked what students and tutors look for in practice, and where the informal arrangement process goes wrong. Their answers produced the criteria in the composite score: subject first, then experience and the tutor's record, then language and teaching approach. They also made a point the students had no reason to notice, that a tutor's listed subjects mean little on their own, since a tutor who teaches a subject at one grade level or for one examination body may be no use for another. That is why eligibility on subject, grade level and examination type is settled before any score is computed (FR1), and why the criteria form the four bounded buckets of Section 3.2 (FR2) rather than a flat list.</w:t>
+      </w:r>
+    </w:p>
+    <w:p>
+      <w:pPr>
+        <w:pStyle w:val="BodyText"/>
+      </w:pPr>
+      <w:r>
+        <w:t xml:space="preserve">The general users. The twenty general users were the harshest group and the most useful. Most had paid for tutoring. They named price, availability and the days and hours that work for them as the things they wanted to set themselves, and spent much of each session on what they disliked about the platforms and agencies they had tried. One complaint came up again and again: tutors with a pile of reviews stay at the top, and a tutor who has just joined never appears at all, so nobody books them and no reviews accumulate. The users did not put it in those terms, but the mechanism is the one that keeps established sellers in front of new ones in online marketplaces (Tadelis, 2016), and the one recommender research calls popularity bias, where exposure concentrates on the items that already hold it and the unfairness falls on the provider rather than the consumer (Pitoura et al., 2022; Deldjoo et al., 2024). Job and freelance platforms show the pattern at its clearest: an account with no work history is rarely given the job that would give it one.</w:t>
+      </w:r>
+    </w:p>
+    <w:p>
+      <w:pPr>
+        <w:pStyle w:val="BodyText"/>
+      </w:pPr>
+      <w:r>
+        <w:t xml:space="preserve">Tutoring platforms inherit that structure, because they rank on accumulated rating and review count. Hence the load-balancing requirement (FR5), and the fairness term in the composite score. It is also why a tutor with no feedback scores a neutral 0.5 rather than zero (Section 4.5.1). The study does not claim to have solved the problem: spreading load protects the tutors already in the system, but nothing in the algorithm manufactures the visibility a review history buys, and fairness here is defined mathematically rather than as users experience it (Section 1.6).</w:t>
+      </w:r>
+    </w:p>
+    <w:p>
+      <w:pPr>
+        <w:pStyle w:val="BodyText"/>
+      </w:pPr>
+      <w:r>
+        <w:t xml:space="preserve">Usability feedback. The sessions also tested the client, and what came back concerned the interface rather than the algorithm: how the pages felt to use, where a screen carried more than could be taken in, and whether the explanation behind a match was believed. That material shaped what the client shows by default and how much scoring detail a student sees before asking for more. It is recorded because it was collected, not because it changed the engine: no scoring function and no part of the assignment procedure was touched, and the client is outside the algorithmic scope of the study title (Section 4.1.1).</w:t>
+      </w:r>
+    </w:p>
+    <w:p>
+      <w:pPr>
+        <w:pStyle w:val="BodyText"/>
+      </w:pPr>
+      <w:r>
+        <w:t xml:space="preserve">Consent. Participation was voluntary and unpaid, and the volunteers were students, lecturers and members of the public rather than a sample drawn for statistical purposes. Each of the 55 was told what the exercise involved, how long it would take and how the material would be used, and each gave consent for the session to be observed and for their behavioural responses and stated preferences to be recorded and used in the design. Anyone could stop at any point, and nothing was recorded beyond what a participant said and did in the session. No names, contact details, examination results or academic records were collected; notes were anonymised as they were written, only aggregate preferences reached the requirement list, and no real tutoring took place.</w:t>
       </w:r>
     </w:p>
     <w:p>
@@ -5599,7 +5571,7 @@
               <w:jc w:val="left"/>
             </w:pPr>
             <w:r>
-              <w:t>Ch. 2 gap; existing systems</w:t>
+              <w:t>Ch. 2 gap; existing systems; lecturer sessions</w:t>
             </w:r>
           </w:p>
         </w:tc>
@@ -5657,7 +5629,7 @@
               <w:jc w:val="left"/>
             </w:pPr>
             <w:r>
-              <w:t>Ch. 2 gap</w:t>
+              <w:t>Ch. 2 gap; lecturer sessions</w:t>
             </w:r>
           </w:p>
         </w:tc>
@@ -5715,7 +5687,7 @@
               <w:jc w:val="left"/>
             </w:pPr>
             <w:r>
-              <w:t>Seminar proposal</w:t>
+              <w:t>Seminar proposal; student sessions</w:t>
             </w:r>
           </w:p>
         </w:tc>
@@ -5773,7 +5745,7 @@
               <w:jc w:val="left"/>
             </w:pPr>
             <w:r>
-              <w:t>Existing systems</w:t>
+              <w:t>Existing systems; student sessions</w:t>
             </w:r>
           </w:p>
         </w:tc>
@@ -5831,7 +5803,7 @@
               <w:jc w:val="left"/>
             </w:pPr>
             <w:r>
-              <w:t>Ch. 2 gap</w:t>
+              <w:t>Ch. 2 gap; user sessions</w:t>
             </w:r>
           </w:p>
         </w:tc>
@@ -6242,13 +6214,79 @@
           </w:p>
         </w:tc>
       </w:tr>
+      <w:tr>
+        <w:tc>
+          <w:tcPr>
+            <w:tcW w:w="900" w:type="dxa"/>
+          </w:tcPr>
+          <w:p>
+            <w:pPr>
+              <w:pStyle w:val="Compact"/>
+              <w:jc w:val="left"/>
+            </w:pPr>
+            <w:r>
+              <w:t xml:space="preserve">NFR6</w:t>
+            </w:r>
+          </w:p>
+        </w:tc>
+        <w:tc>
+          <w:tcPr>
+            <w:tcW w:w="5100" w:type="dxa"/>
+          </w:tcPr>
+          <w:p>
+            <w:pPr>
+              <w:pStyle w:val="Compact"/>
+              <w:jc w:val="left"/>
+            </w:pPr>
+            <w:r>
+              <w:t xml:space="preserve">Collect no personal or academic records from participants; keep anonymised session notes only</w:t>
+            </w:r>
+          </w:p>
+        </w:tc>
+        <w:tc>
+          <w:tcPr>
+            <w:tcW w:w="1300" w:type="dxa"/>
+          </w:tcPr>
+          <w:p>
+            <w:pPr>
+              <w:pStyle w:val="Compact"/>
+              <w:jc w:val="left"/>
+            </w:pPr>
+            <w:r>
+              <w:t xml:space="preserve">Non-functional</w:t>
+            </w:r>
+          </w:p>
+        </w:tc>
+        <w:tc>
+          <w:tcPr>
+            <w:tcW w:w="1816" w:type="dxa"/>
+          </w:tcPr>
+          <w:p>
+            <w:pPr>
+              <w:pStyle w:val="Compact"/>
+              <w:jc w:val="left"/>
+            </w:pPr>
+            <w:r>
+              <w:t>Student, lecturer and user sessions</w:t>
+            </w:r>
+          </w:p>
+        </w:tc>
+      </w:tr>
     </w:tbl>
     <w:p>
       <w:pPr>
         <w:pStyle w:val="BodyText"/>
       </w:pPr>
       <w:r>
-        <w:t xml:space="preserve">The elicitation also settled what data the system would consume. With no live dataset large enough (Section 1.6), a domain profile was built from the Nigerian secondary-school context: subjects, grade levels, WAEC and NECO examination types, representative tutor experience and pricing, and weekly availability. It drives the deterministic generator used throughout the evaluation (Section 4.10.1 describes its design; Sections 4.10.2 to 4.10.4 analyse its datasets). Locking these fields in early is what let the scoring criteria be defined against real attributes.</w:t>
+        <w:t xml:space="preserve">The elicitation also settled what data the system would consume. With no live dataset large enough (Section 1.6), a domain profile was built for the Nigerian secondary-school setting: subjects, grade levels, WAEC and NECO examination types, tutor experience and pricing, capacity and weekly availability. Its attributes come from the published material reviewed in Chapter Two and from the sessions above, and tutors preparing WAEC and NECO candidates went through the stored fields, fixing the ranges the generator works from. That profile drives the deterministic generator used throughout the evaluation (Section 4.10.1; Sections 4.10.2 to 4.10.4 analyse its datasets).</w:t>
+      </w:r>
+    </w:p>
+    <w:p>
+      <w:pPr>
+        <w:pStyle w:val="BodyText"/>
+      </w:pPr>
+      <w:r>
+        <w:t xml:space="preserve">One point bounds what the study can claim. No real-world tutoring data was bought, shared or exchanged at any stage. No dataset was purchased, no student records were supplied by any school, tutoring business, platform or vendor, and nothing was traded for access to the sessions. The only human input to the design was the preferences and behaviour of the volunteers, recorded in the anonymised, aggregate form the requirement list uses, and every figure in the evaluation chapter was generated from the domain profile. Section 1.6 accordingly lists simulated data among the limitations: the results rest on that profile being a fair description of the setting rather than a sample of live users.</w:t>
       </w:r>
     </w:p>
     <w:p>
@@ -6265,18 +6303,18 @@
     </w:p>
     <w:p>
       <w:pPr>
-        <w:pStyle w:val="FirstParagraph"/>
-      </w:pPr>
-      <w:r>
-        <w:t xml:space="preserve">With the requirements fixed, the second stage turned the matching problem into an explicit, computable model. The criteria were grouped into four buckets, each yielding a sub-score bounded to [0,1]: academic fit, preference fit, schedule fit and fairness. Every student-tutor pair receives a single composite score, the weighted sum of the four, with the weights summing to one. The full equations appear in Section 4.5.</w:t>
-      </w:r>
-    </w:p>
-    <w:p>
-      <w:pPr>
         <w:pStyle w:val="BodyText"/>
       </w:pPr>
       <w:r>
-        <w:t xml:space="preserve">Academic fit combines subject depth, graded only after subject eligibility has been enforced as a hard filter, with grade-level proximity and the tutor's experience and accumulated rating. Preference fit combines teaching-style similarity, budget compatibility and, for in-person sessions, regional proximity. Schedule fit is the proportion of a student's requested slots that a single tutor slot can cover. Fairness depends only on the tutor, favouring those carrying a lighter load so assignment is spread rather than concentrated. Baseline weights came from the importance the criteria were given during requirements; a student may override them, after which the weights are re-normalised to sum to one. Table 3.2 lists the baseline weights and the buckets they aggregate into.</w:t>
+        <w:t xml:space="preserve">With the requirements fixed, the second stage turned matching into a computable model. The criteria form four buckets, each yielding a sub-score bounded to [0,1]: academic fit, preference fit, schedule fit and fairness. Every pair receives one composite score, the weighted sum of the four, with weights summing to one (Section 4.5).</w:t>
+      </w:r>
+    </w:p>
+    <w:p>
+      <w:pPr>
+        <w:pStyle w:val="BodyText"/>
+      </w:pPr>
+      <w:r>
+        <w:t xml:space="preserve">Academic fit combines subject depth, graded only after eligibility has been enforced as a hard filter, with grade-level proximity and the tutor's experience and rating. Preference fit combines teaching-style similarity, budget compatibility and, in person, regional proximity. Schedule fit is the proportion of a student's requested slots that a single tutor slot covers. Fairness depends only on the tutor, favouring lighter loads so that assignment spreads. Baseline weights came from the requirements and a student may override them, after which they are re-normalised to one (Table 3.2).</w:t>
       </w:r>
     </w:p>
     <w:p>
@@ -6675,7 +6713,7 @@
         <w:pStyle w:val="BodyText"/>
       </w:pPr>
       <w:r>
-        <w:t xml:space="preserve">Each component was built in isolation as an equation with an explicit output range and unit tested against hand-computed values before integration. The assignment was cast as a bipartite b-matching problem solved by the priority-queue greedy engine with lazy fairness recompute; an exponential moving average updates each tutor's rating after every session, closing the loop between feedback and later matches. Section 4.5 carries the pseudocode and complexity analysis; the listing below restates the procedure at design level.</w:t>
+        <w:t xml:space="preserve">Each component was built in isolation, with an explicit output range and unit tests against hand-computed values, before integration. Assignment was cast as a bipartite b-matching solved by the priority-queue greedy engine with lazy fairness recompute, and a moving average updates each tutor's rating after every session (Section 4.5).</w:t>
       </w:r>
     </w:p>
     <w:p>
@@ -6763,61 +6801,148 @@
         <w:pStyle w:val="BodyText"/>
       </w:pPr>
       <w:r>
-        <w:t xml:space="preserve">Figure 3.1 compresses Algorithm 3.1 into its main flow: eligible pairs are scored on the four bounded criteria, pushed onto a max-heap, and assigned from the highest score downward, each accepted pair raising the tutor's load before the next is considered. The full implementation detail, including lazy fairness recomputation, is in Section 4.5.2.</w:t>
-      </w:r>
-    </w:p>
-    <w:p>
-      <w:pPr>
-        <w:pStyle w:val="BodyText"/>
-      </w:pPr>
-      <w:r>
-        <w:rPr>
-          <w:noProof/>
-        </w:rPr>
-        <w:lastRenderedPageBreak/>
-        <w:drawing>
-          <wp:inline distT="0" distB="0" distL="0" distR="0" wp14:anchorId="70A74E01" wp14:editId="692DE44A">
-            <wp:extent cx="2438400" cy="8229600"/>
-            <wp:effectExtent l="0" t="0" r="0" b="0"/>
-            <wp:docPr id="2020037786" name="Picture 5"/>
-            <wp:cNvGraphicFramePr>
-              <a:graphicFrameLocks noChangeAspect="1"/>
-            </wp:cNvGraphicFramePr>
-            <a:graphic>
-              <a:graphicData uri="http://schemas.openxmlformats.org/drawingml/2006/picture">
-                <pic:pic>
-                  <pic:nvPicPr>
-                    <pic:cNvPr id="2020037786" name="Picture 2020037786"/>
-                    <pic:cNvPicPr/>
-                  </pic:nvPicPr>
-                  <pic:blipFill>
-                    <a:blip r:embed="rId14">
-                      <a:extLst>
-                        <a:ext uri="{28A0092B-C50C-407E-A947-70E740481C1C}">
-                          <a14:useLocalDpi val="0"/>
-                        </a:ext>
-                      </a:extLst>
-                    </a:blip>
-                    <a:stretch>
-                      <a:fillRect/>
-                    </a:stretch>
-                  </pic:blipFill>
-                  <pic:spPr>
-                    <a:xfrm>
-                      <a:off x="0" y="0"/>
-                      <a:ext cx="2438400" cy="8229600"/>
-                    </a:xfrm>
-                    <a:prstGeom prst="rect">
-                      <a:avLst/>
-                    </a:prstGeom>
-                  </pic:spPr>
-                </pic:pic>
-              </a:graphicData>
-            </a:graphic>
-          </wp:inline>
-        </w:drawing>
-      </w:r>
-    </w:p>
+        <w:t xml:space="preserve">Figure 3.1 compresses Algorithm 3.1: eligible pairs are scored on the four bounded criteria, pushed onto a max-heap and assigned from the highest score downward, each accepted pair raising the tutor's load before the next is considered (Section 4.5.2). It is laid out in two columns, read from the left column first.</w:t>
+      </w:r>
+    </w:p>
+    <w:tbl>
+      <w:tblPr>
+        <w:tblW w:w="9360" w:type="dxa"/>
+        <w:tblBorders>
+          <w:top w:val="none" w:sz="0"/>
+          <w:left w:val="none" w:sz="0"/>
+          <w:bottom w:val="none" w:sz="0"/>
+          <w:right w:val="none" w:sz="0"/>
+          <w:insideH w:val="none" w:sz="0"/>
+          <w:insideV w:val="none" w:sz="0"/>
+        </w:tblBorders>
+      </w:tblPr>
+      <w:tblGrid>
+        <w:gridCol w:w="4680"/>
+        <w:gridCol w:w="4680"/>
+      </w:tblGrid>
+      <w:tr>
+        <w:tc>
+          <w:tcPr>
+            <w:tcW w:w="4680" w:type="dxa"/>
+            <w:tcBorders>
+              <w:top w:val="none" w:sz="0"/>
+              <w:left w:val="none" w:sz="0"/>
+              <w:bottom w:val="none" w:sz="0"/>
+              <w:right w:val="none" w:sz="0"/>
+            </w:tcBorders>
+          </w:tcPr>
+          <w:p>
+            <w:pPr>
+              <w:spacing w:before="0" w:after="0"/>
+              <w:jc w:val="center"/>
+            </w:pPr>
+            <w:r>
+              <w:drawing>
+                <wp:inline distT="0" distB="0" distL="0" distR="0" wp14:anchorId="70A74E01" wp14:editId="692DE44A">
+                  <wp:extent cx="2971800" cy="5191784"/>
+                  <wp:effectExtent l="0" t="0" r="0" b="0"/>
+                  <wp:docPr id="501" name="fig31501"/>
+                  <wp:cNvGraphicFramePr>
+                    <a:graphicFrameLocks noChangeAspect="1"/>
+                  </wp:cNvGraphicFramePr>
+                  <a:graphic>
+                    <a:graphicData uri="http://schemas.openxmlformats.org/drawingml/2006/picture">
+                      <pic:pic>
+                        <pic:nvPicPr>
+                          <pic:cNvPr id="2020037786" name="Picture 2020037786"/>
+                          <pic:cNvPicPr/>
+                        </pic:nvPicPr>
+                        <pic:blipFill>
+                          <a:blip r:embed="rId9520">
+                            <a:extLst>
+                              <a:ext uri="{28A0092B-C50C-407E-A947-70E740481C1C}">
+                                <a14:useLocalDpi val="0"/>
+                              </a:ext>
+                            </a:extLst>
+                          </a:blip>
+                          <a:stretch>
+                            <a:fillRect/>
+                          </a:stretch>
+                        </pic:blipFill>
+                        <pic:spPr>
+                          <a:xfrm>
+                            <a:off x="0" y="0"/>
+                            <a:ext cx="2971800" cy="5191784"/>
+                          </a:xfrm>
+                          <a:prstGeom prst="rect">
+                            <a:avLst/>
+                          </a:prstGeom>
+                        </pic:spPr>
+                      </pic:pic>
+                    </a:graphicData>
+                  </a:graphic>
+                </wp:inline>
+              </w:drawing>
+            </w:r>
+          </w:p>
+        </w:tc>
+        <w:tc>
+          <w:tcPr>
+            <w:tcW w:w="4680" w:type="dxa"/>
+            <w:tcBorders>
+              <w:top w:val="none" w:sz="0"/>
+              <w:left w:val="none" w:sz="0"/>
+              <w:bottom w:val="none" w:sz="0"/>
+              <w:right w:val="none" w:sz="0"/>
+            </w:tcBorders>
+          </w:tcPr>
+          <w:p>
+            <w:pPr>
+              <w:spacing w:before="0" w:after="0"/>
+              <w:jc w:val="center"/>
+            </w:pPr>
+            <w:r>
+              <w:drawing>
+                <wp:inline distT="0" distB="0" distL="0" distR="0" wp14:anchorId="70A74E01" wp14:editId="692DE44A">
+                  <wp:extent cx="2971800" cy="4837154"/>
+                  <wp:effectExtent l="0" t="0" r="0" b="0"/>
+                  <wp:docPr id="502" name="fig31502"/>
+                  <wp:cNvGraphicFramePr>
+                    <a:graphicFrameLocks noChangeAspect="1"/>
+                  </wp:cNvGraphicFramePr>
+                  <a:graphic>
+                    <a:graphicData uri="http://schemas.openxmlformats.org/drawingml/2006/picture">
+                      <pic:pic>
+                        <pic:nvPicPr>
+                          <pic:cNvPr id="2020037786" name="Picture 2020037786"/>
+                          <pic:cNvPicPr/>
+                        </pic:nvPicPr>
+                        <pic:blipFill>
+                          <a:blip r:embed="rId9521">
+                            <a:extLst>
+                              <a:ext uri="{28A0092B-C50C-407E-A947-70E740481C1C}">
+                                <a14:useLocalDpi val="0"/>
+                              </a:ext>
+                            </a:extLst>
+                          </a:blip>
+                          <a:stretch>
+                            <a:fillRect/>
+                          </a:stretch>
+                        </pic:blipFill>
+                        <pic:spPr>
+                          <a:xfrm>
+                            <a:off x="0" y="0"/>
+                            <a:ext cx="2971800" cy="4837154"/>
+                          </a:xfrm>
+                          <a:prstGeom prst="rect">
+                            <a:avLst/>
+                          </a:prstGeom>
+                        </pic:spPr>
+                      </pic:pic>
+                    </a:graphicData>
+                  </a:graphic>
+                </wp:inline>
+              </w:drawing>
+            </w:r>
+          </w:p>
+        </w:tc>
+      </w:tr>
+    </w:tbl>
     <w:p>
       <w:pPr>
         <w:pStyle w:val="ImageCaption"/>
@@ -6839,7 +6964,7 @@
         <w:pStyle w:val="BodyText"/>
       </w:pPr>
       <w:r>
-        <w:t xml:space="preserve">The greedy engine was not the only strategy formalised. A stability-based alternative was also built: deferred acceptance, the student-proposing Gale-Shapley algorithm (Gale &amp; Shapley, 1962; Roth, 2008) with tutor capacities, which yields a matching no student-tutor pair would rather exchange. Since stability and total score are different objectives, it is a genuine competing baseline, not a tuning variant; both run on identical fixtures and meet in Section 4.10.5 alongside the FCFS strategies deployed platforms use.</w:t>
+        <w:t xml:space="preserve">A second strategy was formalised for comparison: deferred acceptance, the student-proposing Gale-Shapley algorithm (Gale &amp; Shapley, 1962; Roth, 2008) with tutor capacities, which yields a matching no pair would rather exchange. Stability and total score are different objectives, so it is a genuine competing baseline rather than a tuning variant; both run on identical fixtures and meet in Section 4.10.5 alongside the FCFS strategies platforms use.</w:t>
       </w:r>
     </w:p>
     <w:p>
@@ -6856,10 +6981,10 @@
     </w:p>
     <w:p>
       <w:pPr>
-        <w:pStyle w:val="FirstParagraph"/>
-      </w:pPr>
-      <w:r>
-        <w:t xml:space="preserve">The third stage decided how the model would be built and verified. The central choice was to implement the matching logic as a framework-independent TypeScript layer first, free of any dependency on the web framework or the database, and only then wrap it in the surrounding application. That ordering meant the algorithm could be tested against its specification before any HTTP or persistence code existed.</w:t>
+        <w:pStyle w:val="BodyText"/>
+      </w:pPr>
+      <w:r>
+        <w:t xml:space="preserve">The third stage decided how the model would be built and verified. The matching logic was implemented first as a framework-independent TypeScript layer, free of the web framework and the database, so that it could be tested against its specification before any HTTP or persistence code existed.</w:t>
       </w:r>
     </w:p>
     <w:p>
@@ -6947,7 +7072,7 @@
         <w:pStyle w:val="BodyText"/>
       </w:pPr>
       <w:r>
-        <w:t xml:space="preserve">The stack supports that ordering: NestJS for the modular application layer, TypeScript in strict mode for the typed core, Drizzle ORM over PostgreSQL for schema-first persistence, Jest for unit and integration testing, and a pnpm-managed monorepo keeping the backend and client as separate packages. Section 4.1.1 lists the full stack with pinned versions.</w:t>
+        <w:t xml:space="preserve">The stack supports that ordering: NestJS for the application layer, TypeScript in strict mode for the core, Drizzle ORM over PostgreSQL for persistence, Jest for testing, and a pnpm-managed monorepo keeping backend and client as separate packages (Section 4.1.1).</w:t>
       </w:r>
     </w:p>
     <w:p>
@@ -6955,7 +7080,7 @@
         <w:pStyle w:val="BodyText"/>
       </w:pPr>
       <w:r>
-        <w:t xml:space="preserve">The plan also defined how the algorithm would be judged. Five metrics, each tied to a research question from Section 1.4: average compatibility of accepted matches (RQ1, RQ5); percentage of students unassigned (RQ3); Jain's fairness index (RQ4); wall-clock time across scales (RQ6); and the ratio of the greedy total to the exact min-cost max-flow optimum (RQ6). Every comparative result is a mean over 30 independent populations with a 95% confidence interval and a paired sign test, quoted only where it separates at p &lt; 0.05; the wall-clock benchmark reports minimum, mean and maximum over five runs per scale. Two further quantities feed the results: the static total per student (Section 4.10.5) and the worst-placed-student metric (Section 4.10.6). The engine is also measured against three baselines (Section 4.10.5): filter-only FCFS, score-based self-selection, and deferred acceptance (Gale-Shapley).</w:t>
+        <w:t xml:space="preserve">The plan also fixed how the algorithm would be judged: five metrics tied to the research questions of Section 1.4, namely average compatibility of accepted matches (RQ1, RQ5), percentage of students unassigned (RQ3), Jain's fairness index (RQ4), wall-clock time across scales (RQ6) and the ratio of the greedy total to the exact min-cost max-flow optimum (RQ6), plus the static total per student (Section 4.10.5) and the worst-placed student (Section 4.10.6). Comparative results are means over 30 independent populations with a 95% confidence interval and a paired sign test, quoted only where they separate at p &lt; 0.05; timings report minimum, mean and maximum over five runs per scale. Three baselines are measured against the engine (Section 4.10.5): filter-only FCFS, score-based self-selection and deferred acceptance (Gale-Shapley).</w:t>
       </w:r>
     </w:p>
     <w:p>
@@ -6963,7 +7088,7 @@
         <w:pStyle w:val="BodyText"/>
       </w:pPr>
       <w:r>
-        <w:t xml:space="preserve">The datasets come from the deterministic generator inside the evaluation harness, seeded so that every figure in Chapter Four is reproducible from the repository. Three scenario families were planned: a realistic 1:1 case mirroring the seed data, a moderate-load band (1.5:1 to 3:1 student:tutor ratios) to probe the fairness mechanism where slack capacity exists, and a 10:1 stress sweep at four scales.</w:t>
+        <w:t xml:space="preserve">The datasets come from the harness generator, seeded so that every figure in Chapter Four is reproducible from the repository. Three scenario families were planned: a realistic 1:1 case mirroring the seed data, a moderate-load band (1.5:1 to 3:1 student:tutor ratios) that probes the fairness mechanism where capacity is slack, and a 10:1 stress sweep at four scales.</w:t>
       </w:r>
     </w:p>
     <w:p>
@@ -7644,56 +7769,9 @@
     <w:p>
       <w:pPr>
         <w:pStyle w:val="BodyText"/>
-        <w:jc w:val="left"/>
-      </w:pPr>
-      <w:r>
-        <w:t>architecture pattern, illustrated in Figure 4.2 below.</w:t>
-      </w:r>
-      <w:r>
-        <w:rPr>
-          <w:noProof/>
-        </w:rPr>
-        <w:drawing>
-          <wp:inline distT="0" distB="0" distL="0" distR="0" wp14:anchorId="5CE6003C" wp14:editId="45AC831D">
-            <wp:extent cx="5943600" cy="2627630"/>
-            <wp:effectExtent l="0" t="0" r="0" b="1270"/>
-            <wp:docPr id="1945304075" name="Picture 1"/>
-            <wp:cNvGraphicFramePr>
-              <a:graphicFrameLocks noChangeAspect="1"/>
-            </wp:cNvGraphicFramePr>
-            <a:graphic>
-              <a:graphicData uri="http://schemas.openxmlformats.org/drawingml/2006/picture">
-                <pic:pic>
-                  <pic:nvPicPr>
-                    <pic:cNvPr id="1945304075" name="Picture 1945304075"/>
-                    <pic:cNvPicPr/>
-                  </pic:nvPicPr>
-                  <pic:blipFill>
-                    <a:blip r:embed="rId10">
-                      <a:extLst>
-                        <a:ext uri="{28A0092B-C50C-407E-A947-70E740481C1C}">
-                          <a14:useLocalDpi val="0"/>
-                        </a:ext>
-                      </a:extLst>
-                    </a:blip>
-                    <a:stretch>
-                      <a:fillRect/>
-                    </a:stretch>
-                  </pic:blipFill>
-                  <pic:spPr>
-                    <a:xfrm>
-                      <a:off x="0" y="0"/>
-                      <a:ext cx="5943600" cy="2627630"/>
-                    </a:xfrm>
-                    <a:prstGeom prst="rect">
-                      <a:avLst/>
-                    </a:prstGeom>
-                  </pic:spPr>
-                </pic:pic>
-              </a:graphicData>
-            </a:graphic>
-          </wp:inline>
-        </w:drawing>
+      </w:pPr>
+      <w:r>
+        <w:t xml:space="preserve">Package structure shown in Figure 4.2.</w:t>
       </w:r>
     </w:p>
     <w:p>
@@ -8522,8 +8600,6 @@
       </w:pPr>
       <w:r>
         <w:t xml:space="preserve">The NestJS backend comprises ten feature modules, each following the controller–service–repository pattern. Figure 4.5 shows the five that participate in the matchmaking workflow and their dependencies on one another and on the core domain layer; the remaining modules (messaging, notifications, dashboard analytics, the social feed) provide standard platform functionality with no bearing on the algorithm and are not analysed further, consistent with the scope set in Section 1.5.</w:t>
-      </w:r>
-      <w:r>
         <w:drawing>
           <wp:inline distT="0" distB="0" distL="0" distR="0" wp14:anchorId="139CD592" wp14:editId="0E5D3E11">
             <wp:extent cx="6788052" cy="1074774"/>
@@ -9208,10 +9284,10 @@
     </w:p>
     <w:p>
       <w:pPr>
-        <w:pStyle w:val="FirstParagraph"/>
-      </w:pPr>
-      <w:r>
-        <w:t xml:space="preserve">The assignment algorithm is a max-heap priority queue with lazy fairness recomputation, which fixes the staleness of static sorting. Eligibility (Eligible in Algorithm 4.1) is a hard pre-filter: the tutor must teach one of the student's subjects, support the grade level and exam type, and have spare capacity; ineligible pairs are never scored. The heap alone is incomplete, since it never revisits a decision and can leave a student unplaced while a seat is held by someone with an acceptable alternative. So once the heap drains, a bounded repair pass (Algorithm 4.1, step 4) searches for each unplaced student a depth-bounded augmenting path that re-routes seated students, applies it deepest-move-first, and accepts it only when the number of placements strictly rises. The search is deterministic (static-score order, tutor id tie-break) and bounded by a depth of three displacements plus a work budget; if no tutor holds a free seat it returns immediately.</w:t>
+        <w:pStyle w:val="BodyText"/>
+      </w:pPr>
+      <w:r>
+        <w:t xml:space="preserve">The assignment algorithm is a max-heap priority queue with lazy fairness recomputation, which fixes the staleness of static sorting. Eligibility (Algorithm 4.1) is a hard pre-filter: the tutor must teach one of the student's subjects, support the grade level and exam type, and have spare capacity; ineligible pairs are never scored. The heap alone is incomplete, since it never revisits a decision and can leave a student unplaced while a seat is held by someone with an acceptable alternative. Once the heap drains, a bounded repair pass (Algorithm 4.1, step 4) searches for each unplaced student a depth-bounded augmenting path that re-routes seated students, applies the deepest move first, and accepts it only when the number of placements strictly rises. The search is deterministic (static-score order, tutor id tie-break), bounded by a depth of three displacements plus a work budget, and returns immediately if no tutor holds a free seat.</w:t>
       </w:r>
     </w:p>
     <w:p>
@@ -9459,64 +9535,148 @@
         <w:pStyle w:val="BodyText"/>
       </w:pPr>
       <w:r>
-        <w:t xml:space="preserve">Figure 4.6 traces the assignment loop at full detail, showing the lazy fairness recomputation that re-pushes a stale pair with a fresh score; the simplified overview of the procedure was introduced earlier as Figure 3.1 in the methodology chapter. The numbered steps of Algorithm 4.1 map onto the boxes of the figure, with step 4 - the bounded repair pass - running after the loop as a whole rather than inside it.</w:t>
-      </w:r>
-    </w:p>
-    <w:p>
-      <w:pPr>
-        <w:pStyle w:val="BodyText"/>
-      </w:pPr>
-      <w:r>
-        <w:lastRenderedPageBreak/>
-        <w:t xml:space="preserve">                         </w:t>
-      </w:r>
-      <w:r>
-        <w:rPr>
-          <w:noProof/>
-        </w:rPr>
-        <w:drawing>
-          <wp:inline distT="0" distB="0" distL="0" distR="0" wp14:anchorId="2B2280B0" wp14:editId="1B555D65">
-            <wp:extent cx="3518535" cy="8229600"/>
-            <wp:effectExtent l="0" t="0" r="5715" b="0"/>
-            <wp:docPr id="391402745" name="Picture 6"/>
-            <wp:cNvGraphicFramePr>
-              <a:graphicFrameLocks noChangeAspect="1"/>
-            </wp:cNvGraphicFramePr>
-            <a:graphic>
-              <a:graphicData uri="http://schemas.openxmlformats.org/drawingml/2006/picture">
-                <pic:pic>
-                  <pic:nvPicPr>
-                    <pic:cNvPr id="391402745" name="Picture 391402745"/>
-                    <pic:cNvPicPr/>
-                  </pic:nvPicPr>
-                  <pic:blipFill>
-                    <a:blip r:embed="rId15">
-                      <a:extLst>
-                        <a:ext uri="{28A0092B-C50C-407E-A947-70E740481C1C}">
-                          <a14:useLocalDpi val="0"/>
-                        </a:ext>
-                      </a:extLst>
-                    </a:blip>
-                    <a:stretch>
-                      <a:fillRect/>
-                    </a:stretch>
-                  </pic:blipFill>
-                  <pic:spPr>
-                    <a:xfrm>
-                      <a:off x="0" y="0"/>
-                      <a:ext cx="3518535" cy="8229600"/>
-                    </a:xfrm>
-                    <a:prstGeom prst="rect">
-                      <a:avLst/>
-                    </a:prstGeom>
-                  </pic:spPr>
-                </pic:pic>
-              </a:graphicData>
-            </a:graphic>
-          </wp:inline>
-        </w:drawing>
-      </w:r>
-    </w:p>
+        <w:t xml:space="preserve">Figure 4.6 traces the loop in full, including the lazy recomputation that re-pushes a stale pair with a fresh score; Figure 3.1 gave the simplified overview. The steps of Algorithm 4.1 map onto the boxes of the figure, with step 4, the bounded repair pass, running after the loop rather than inside it. The two columns read from the left first.</w:t>
+      </w:r>
+    </w:p>
+    <w:tbl>
+      <w:tblPr>
+        <w:tblW w:w="9360" w:type="dxa"/>
+        <w:tblBorders>
+          <w:top w:val="none" w:sz="0"/>
+          <w:left w:val="none" w:sz="0"/>
+          <w:bottom w:val="none" w:sz="0"/>
+          <w:right w:val="none" w:sz="0"/>
+          <w:insideH w:val="none" w:sz="0"/>
+          <w:insideV w:val="none" w:sz="0"/>
+        </w:tblBorders>
+      </w:tblPr>
+      <w:tblGrid>
+        <w:gridCol w:w="4680"/>
+        <w:gridCol w:w="4680"/>
+      </w:tblGrid>
+      <w:tr>
+        <w:tc>
+          <w:tcPr>
+            <w:tcW w:w="4680" w:type="dxa"/>
+            <w:tcBorders>
+              <w:top w:val="none" w:sz="0"/>
+              <w:left w:val="none" w:sz="0"/>
+              <w:bottom w:val="none" w:sz="0"/>
+              <w:right w:val="none" w:sz="0"/>
+            </w:tcBorders>
+          </w:tcPr>
+          <w:p>
+            <w:pPr>
+              <w:spacing w:before="0" w:after="0"/>
+              <w:jc w:val="center"/>
+            </w:pPr>
+            <w:r>
+              <w:drawing>
+                <wp:inline distT="0" distB="0" distL="0" distR="0" wp14:anchorId="2B2280B0" wp14:editId="1B555D65">
+                  <wp:extent cx="2971800" cy="3537857"/>
+                  <wp:effectExtent l="0" t="0" r="5715" b="0"/>
+                  <wp:docPr id="501" name="fig46501"/>
+                  <wp:cNvGraphicFramePr>
+                    <a:graphicFrameLocks noChangeAspect="1"/>
+                  </wp:cNvGraphicFramePr>
+                  <a:graphic>
+                    <a:graphicData uri="http://schemas.openxmlformats.org/drawingml/2006/picture">
+                      <pic:pic>
+                        <pic:nvPicPr>
+                          <pic:cNvPr id="391402745" name="Picture 391402745"/>
+                          <pic:cNvPicPr/>
+                        </pic:nvPicPr>
+                        <pic:blipFill>
+                          <a:blip r:embed="rId9530">
+                            <a:extLst>
+                              <a:ext uri="{28A0092B-C50C-407E-A947-70E740481C1C}">
+                                <a14:useLocalDpi val="0"/>
+                              </a:ext>
+                            </a:extLst>
+                          </a:blip>
+                          <a:stretch>
+                            <a:fillRect/>
+                          </a:stretch>
+                        </pic:blipFill>
+                        <pic:spPr>
+                          <a:xfrm>
+                            <a:off x="0" y="0"/>
+                            <a:ext cx="2971800" cy="3537857"/>
+                          </a:xfrm>
+                          <a:prstGeom prst="rect">
+                            <a:avLst/>
+                          </a:prstGeom>
+                        </pic:spPr>
+                      </pic:pic>
+                    </a:graphicData>
+                  </a:graphic>
+                </wp:inline>
+              </w:drawing>
+            </w:r>
+          </w:p>
+        </w:tc>
+        <w:tc>
+          <w:tcPr>
+            <w:tcW w:w="4680" w:type="dxa"/>
+            <w:tcBorders>
+              <w:top w:val="none" w:sz="0"/>
+              <w:left w:val="none" w:sz="0"/>
+              <w:bottom w:val="none" w:sz="0"/>
+              <w:right w:val="none" w:sz="0"/>
+            </w:tcBorders>
+          </w:tcPr>
+          <w:p>
+            <w:pPr>
+              <w:spacing w:before="0" w:after="0"/>
+              <w:jc w:val="center"/>
+            </w:pPr>
+            <w:r>
+              <w:drawing>
+                <wp:inline distT="0" distB="0" distL="0" distR="0" wp14:anchorId="2B2280B0" wp14:editId="1B555D65">
+                  <wp:extent cx="2971800" cy="3413496"/>
+                  <wp:effectExtent l="0" t="0" r="5715" b="0"/>
+                  <wp:docPr id="502" name="fig46502"/>
+                  <wp:cNvGraphicFramePr>
+                    <a:graphicFrameLocks noChangeAspect="1"/>
+                  </wp:cNvGraphicFramePr>
+                  <a:graphic>
+                    <a:graphicData uri="http://schemas.openxmlformats.org/drawingml/2006/picture">
+                      <pic:pic>
+                        <pic:nvPicPr>
+                          <pic:cNvPr id="391402745" name="Picture 391402745"/>
+                          <pic:cNvPicPr/>
+                        </pic:nvPicPr>
+                        <pic:blipFill>
+                          <a:blip r:embed="rId9531">
+                            <a:extLst>
+                              <a:ext uri="{28A0092B-C50C-407E-A947-70E740481C1C}">
+                                <a14:useLocalDpi val="0"/>
+                              </a:ext>
+                            </a:extLst>
+                          </a:blip>
+                          <a:stretch>
+                            <a:fillRect/>
+                          </a:stretch>
+                        </pic:blipFill>
+                        <pic:spPr>
+                          <a:xfrm>
+                            <a:off x="0" y="0"/>
+                            <a:ext cx="2971800" cy="3413496"/>
+                          </a:xfrm>
+                          <a:prstGeom prst="rect">
+                            <a:avLst/>
+                          </a:prstGeom>
+                        </pic:spPr>
+                      </pic:pic>
+                    </a:graphicData>
+                  </a:graphic>
+                </wp:inline>
+              </w:drawing>
+            </w:r>
+          </w:p>
+        </w:tc>
+      </w:tr>
+    </w:tbl>
     <w:p>
       <w:pPr>
         <w:pStyle w:val="ImageCaption"/>
@@ -10335,18 +10495,18 @@
     </w:p>
     <w:p>
       <w:pPr>
-        <w:pStyle w:val="FirstParagraph"/>
-      </w:pPr>
-      <w:r>
-        <w:t xml:space="preserve">The classical exchange argument for greedy weighted bipartite matching gives a 1/2 worst-case guarantee on total score (Preis, 1999; Korte &amp; Vygen, 2018), but only for the pure greedy step, score every pair once and take pairs in descending score while capacity remains, which is what steps 1 to 3 of Algorithm 4.1 implement. Four implementation choices break the proof's assumptions: the fairness term in the priority function, top-k truncation, hash tie-breaks, and the repair pass that re-routes seated students. The 1/2 bound therefore describes the static, no-repair, untruncated variant; the deployed engine is judged by measurement, in the comparison that follows.</w:t>
-      </w:r>
-    </w:p>
-    <w:p>
-      <w:pPr>
         <w:pStyle w:val="BodyText"/>
       </w:pPr>
       <w:r>
-        <w:t xml:space="preserve">More informative in practice, the deployed engine (heap pass plus repair) was checked against a true optimal baseline computed by an exact min-cost max-flow solver (optimal-baseline.ts). That solver is run only at small sizes (up to 100 students) because its own worst-case cost is approximately O(S^3 x T):</w:t>
+        <w:t xml:space="preserve">The classical exchange argument for greedy weighted bipartite matching gives a 1/2 worst-case guarantee on total score (Preis, 1999; Korte &amp; Vygen, 2018), but only for the pure greedy step, which is what steps 1 to 3 of Algorithm 4.1 implement. Four implementation choices break the proof's assumptions: the fairness term in the priority function, top-k truncation, hash tie-breaks, and the repair pass that re-routes seated students. The 1/2 bound therefore describes the static, no-repair, untruncated variant, and the deployed engine is judged by measurement.</w:t>
+      </w:r>
+    </w:p>
+    <w:p>
+      <w:pPr>
+        <w:pStyle w:val="BodyText"/>
+      </w:pPr>
+      <w:r>
+        <w:t xml:space="preserve">The deployed engine (heap pass plus repair) was checked against a true optimal baseline computed by an exact min-cost max-flow solver (optimal-baseline.ts), run only at small sizes (up to 100 students) because its own worst-case cost is approximately O(S^3 x T):</w:t>
       </w:r>
     </w:p>
     <w:p>
@@ -10669,7 +10829,7 @@
         <w:pStyle w:val="BodyText"/>
       </w:pPr>
       <w:r>
-        <w:t xml:space="preserve">At the three smallest sizes the engine matched the optimum's placement count and 99.9-100.0% of its total score; at the largest (100 students, 33 tutors) it placed 63 of 64 and reached 97.6%. The trade at 100 students is close (16 ms against 13 ms), but the solver's cost grows as approximately O(S^3 x T): 7.9 s at 1,000 students and 63.8 s at 2,000 on the same hardware (Section 4.10.4). That is the empirical case for the engine, not the flow solver, in production.</w:t>
+        <w:t xml:space="preserve">At the three smallest sizes the engine matched the optimum's placement count and 99.9-100.0% of its total score; at the largest (100 students, 33 tutors) it placed 63 of 64 and reached 97.6%. The solver's cost grows as approximately O(S^3 x T): 7.9 s at 1,000 students and 63.8 s at 2,000 on the same hardware (Section 4.10.4). The trade at 100 students is close (16 ms against 13 ms), empirical case for the engine, not the flow solver, in production.</w:t>
       </w:r>
     </w:p>
     <w:p>
@@ -15093,63 +15253,148 @@
         <w:pStyle w:val="BodyText"/>
       </w:pPr>
       <w:r>
-        <w:t xml:space="preserve">Figure 4.9 redraws the same flow as an activity diagram, making the decision points explicit: profile completeness, the presence of eligible tutors, and seat availability during assignment.</w:t>
-      </w:r>
-    </w:p>
-    <w:p>
-      <w:pPr>
-        <w:pStyle w:val="BodyText"/>
-        <w:spacing w:before="120" w:after="120"/>
-        <w:jc w:val="center"/>
-      </w:pPr>
-      <w:r>
-        <w:rPr>
-          <w:noProof/>
-        </w:rPr>
-        <w:lastRenderedPageBreak/>
-        <w:drawing>
-          <wp:inline distT="0" distB="0" distL="0" distR="0" wp14:anchorId="60805B5F" wp14:editId="78D22C06">
-            <wp:extent cx="4562475" cy="9167393"/>
-            <wp:effectExtent l="0" t="0" r="0" b="0"/>
-            <wp:docPr id="1097072194" name="Picture 1"/>
-            <wp:cNvGraphicFramePr>
-              <a:graphicFrameLocks noChangeAspect="1"/>
-            </wp:cNvGraphicFramePr>
-            <a:graphic>
-              <a:graphicData uri="http://schemas.openxmlformats.org/drawingml/2006/picture">
-                <pic:pic>
-                  <pic:nvPicPr>
-                    <pic:cNvPr id="1097072194" name="Picture 1097072194"/>
-                    <pic:cNvPicPr/>
-                  </pic:nvPicPr>
-                  <pic:blipFill>
-                    <a:blip r:embed="rId17">
-                      <a:extLst>
-                        <a:ext uri="{28A0092B-C50C-407E-A947-70E740481C1C}">
-                          <a14:useLocalDpi val="0"/>
-                        </a:ext>
-                      </a:extLst>
-                    </a:blip>
-                    <a:stretch>
-                      <a:fillRect/>
-                    </a:stretch>
-                  </pic:blipFill>
-                  <pic:spPr>
-                    <a:xfrm>
-                      <a:off x="0" y="0"/>
-                      <a:ext cx="4587673" cy="9218024"/>
-                    </a:xfrm>
-                    <a:prstGeom prst="rect">
-                      <a:avLst/>
-                    </a:prstGeom>
-                  </pic:spPr>
-                </pic:pic>
-              </a:graphicData>
-            </a:graphic>
-          </wp:inline>
-        </w:drawing>
-      </w:r>
-    </w:p>
+        <w:t xml:space="preserve">Figure 4.9 redraws the same flow as an activity diagram, read from the left column first. The diagram makes the decision points explicit: profile completeness, the presence of eligible tutors, and seat availability during assignment.</w:t>
+      </w:r>
+    </w:p>
+    <w:tbl>
+      <w:tblPr>
+        <w:tblW w:w="9360" w:type="dxa"/>
+        <w:tblBorders>
+          <w:top w:val="none" w:sz="0"/>
+          <w:left w:val="none" w:sz="0"/>
+          <w:bottom w:val="none" w:sz="0"/>
+          <w:right w:val="none" w:sz="0"/>
+          <w:insideH w:val="none" w:sz="0"/>
+          <w:insideV w:val="none" w:sz="0"/>
+        </w:tblBorders>
+      </w:tblPr>
+      <w:tblGrid>
+        <w:gridCol w:w="4680"/>
+        <w:gridCol w:w="4680"/>
+      </w:tblGrid>
+      <w:tr>
+        <w:tc>
+          <w:tcPr>
+            <w:tcW w:w="4680" w:type="dxa"/>
+            <w:tcBorders>
+              <w:top w:val="none" w:sz="0"/>
+              <w:left w:val="none" w:sz="0"/>
+              <w:bottom w:val="none" w:sz="0"/>
+              <w:right w:val="none" w:sz="0"/>
+            </w:tcBorders>
+          </w:tcPr>
+          <w:p>
+            <w:pPr>
+              <w:spacing w:before="0" w:after="0"/>
+              <w:jc w:val="center"/>
+            </w:pPr>
+            <w:r>
+              <w:drawing>
+                <wp:inline distT="0" distB="0" distL="0" distR="0" wp14:anchorId="60805B5F" wp14:editId="78D22C06">
+                  <wp:extent cx="2971800" cy="2690505"/>
+                  <wp:effectExtent l="0" t="0" r="0" b="0"/>
+                  <wp:docPr id="501" name="fig49501"/>
+                  <wp:cNvGraphicFramePr>
+                    <a:graphicFrameLocks noChangeAspect="1"/>
+                  </wp:cNvGraphicFramePr>
+                  <a:graphic>
+                    <a:graphicData uri="http://schemas.openxmlformats.org/drawingml/2006/picture">
+                      <pic:pic>
+                        <pic:nvPicPr>
+                          <pic:cNvPr id="1097072194" name="Picture 1097072194"/>
+                          <pic:cNvPicPr/>
+                        </pic:nvPicPr>
+                        <pic:blipFill>
+                          <a:blip r:embed="rId9550">
+                            <a:extLst>
+                              <a:ext uri="{28A0092B-C50C-407E-A947-70E740481C1C}">
+                                <a14:useLocalDpi val="0"/>
+                              </a:ext>
+                            </a:extLst>
+                          </a:blip>
+                          <a:stretch>
+                            <a:fillRect/>
+                          </a:stretch>
+                        </pic:blipFill>
+                        <pic:spPr>
+                          <a:xfrm>
+                            <a:off x="0" y="0"/>
+                            <a:ext cx="2971800" cy="2690505"/>
+                          </a:xfrm>
+                          <a:prstGeom prst="rect">
+                            <a:avLst/>
+                          </a:prstGeom>
+                        </pic:spPr>
+                      </pic:pic>
+                    </a:graphicData>
+                  </a:graphic>
+                </wp:inline>
+              </w:drawing>
+            </w:r>
+          </w:p>
+        </w:tc>
+        <w:tc>
+          <w:tcPr>
+            <w:tcW w:w="4680" w:type="dxa"/>
+            <w:tcBorders>
+              <w:top w:val="none" w:sz="0"/>
+              <w:left w:val="none" w:sz="0"/>
+              <w:bottom w:val="none" w:sz="0"/>
+              <w:right w:val="none" w:sz="0"/>
+            </w:tcBorders>
+          </w:tcPr>
+          <w:p>
+            <w:pPr>
+              <w:spacing w:before="0" w:after="0"/>
+              <w:jc w:val="center"/>
+            </w:pPr>
+            <w:r>
+              <w:drawing>
+                <wp:inline distT="0" distB="0" distL="0" distR="0" wp14:anchorId="60805B5F" wp14:editId="78D22C06">
+                  <wp:extent cx="2971800" cy="3263023"/>
+                  <wp:effectExtent l="0" t="0" r="0" b="0"/>
+                  <wp:docPr id="502" name="fig49502"/>
+                  <wp:cNvGraphicFramePr>
+                    <a:graphicFrameLocks noChangeAspect="1"/>
+                  </wp:cNvGraphicFramePr>
+                  <a:graphic>
+                    <a:graphicData uri="http://schemas.openxmlformats.org/drawingml/2006/picture">
+                      <pic:pic>
+                        <pic:nvPicPr>
+                          <pic:cNvPr id="1097072194" name="Picture 1097072194"/>
+                          <pic:cNvPicPr/>
+                        </pic:nvPicPr>
+                        <pic:blipFill>
+                          <a:blip r:embed="rId9551">
+                            <a:extLst>
+                              <a:ext uri="{28A0092B-C50C-407E-A947-70E740481C1C}">
+                                <a14:useLocalDpi val="0"/>
+                              </a:ext>
+                            </a:extLst>
+                          </a:blip>
+                          <a:stretch>
+                            <a:fillRect/>
+                          </a:stretch>
+                        </pic:blipFill>
+                        <pic:spPr>
+                          <a:xfrm>
+                            <a:off x="0" y="0"/>
+                            <a:ext cx="2971800" cy="3263023"/>
+                          </a:xfrm>
+                          <a:prstGeom prst="rect">
+                            <a:avLst/>
+                          </a:prstGeom>
+                        </pic:spPr>
+                      </pic:pic>
+                    </a:graphicData>
+                  </a:graphic>
+                </wp:inline>
+              </w:drawing>
+            </w:r>
+          </w:p>
+        </w:tc>
+      </w:tr>
+    </w:tbl>
     <w:p>
       <w:pPr>
         <w:pStyle w:val="ImageCaption"/>
@@ -16871,10 +17116,10 @@
     </w:p>
     <w:p>
       <w:pPr>
-        <w:pStyle w:val="FirstParagraph"/>
-      </w:pPr>
-      <w:r>
-        <w:t xml:space="preserve">Two harnesses are used. The scale harness (core/evaluation/evaluation-harness.ts) generates synthetic datasets of configurable size and ratio for single-population measurement without live production data (Section 1.6); the multi-population suite (core/evaluation/baseline-statistics.ts) runs the same fixtures over 30 independent populations (exploratory seeds 0-29), which is what the tables in Sections 4.10.2 to 4.10.8 quote, except the single-population wall-clock run of Table 4.13. Three scenario families were run: realistic-1to1, the moderate band (1.5:1, 2:1, 3:1) and a 10:1 stress market. Arms are compared with means, 95% confidence intervals and a paired sign test; a difference is reported only when it separates at p &lt; 0.05.</w:t>
+        <w:pStyle w:val="BodyText"/>
+      </w:pPr>
+      <w:r>
+        <w:t xml:space="preserve">Two harnesses are used. The scale harness (core/evaluation/evaluation-harness.ts) generates synthetic datasets of configurable size and ratio for single-population measurement without live production data (Section 1.6). The multi-population suite (core/evaluation/baseline-statistics.ts) runs the same fixtures over 30 independent populations (exploratory seeds 0-29), which supply every table in Sections 4.10.2 to 4.10.8 except the single-population wall-clock run of Table 4.13. Three scenario families were run: realistic-1to1, the moderate band (1.5:1, 2:1, 3:1) and a 10:1 stress market. Arms are compared with means, 95% confidence intervals and a paired sign test, and a difference is reported only when it separates at p &lt; 0.05.</w:t>
       </w:r>
     </w:p>
     <w:p>
@@ -17702,7 +17947,7 @@
         <w:pStyle w:val="BodyText"/>
       </w:pPr>
       <w:r>
-        <w:t xml:space="preserve">Table 4.11 reports the five scenarios the multi-population design covers: the 1:1 seed shape, the moderate band, and the 10:1 stress market at 1,000 students and 100 tutors. The 5,000-student tier (Table 4.13) and the supply-rich pair of Section 4.10.4 are measured separately, outside the multi-population design. Every figure is a mean over 30 populations with its 95% confidence interval beside it.</w:t>
+        <w:t xml:space="preserve">Table 4.11 reports the five scenarios of the multi-population design: the 1:1 seed shape, the moderate band, and the 10:1 stress market at 1,000 students and 100 tutors. The 5,000-student tier (Table 4.13) and the supply-rich pair of Section 4.10.4 are measured separately, outside that design. Every figure is a mean over 30 populations with its 95% confidence interval.</w:t>
       </w:r>
     </w:p>
     <w:p>
@@ -18355,7 +18600,7 @@
         <w:pStyle w:val="BodyText"/>
       </w:pPr>
       <w:r>
-        <w:t xml:space="preserve">A focused unit test isolates the mechanism from this aggregate, capacity-driven effect. Given two otherwise identical tutors, one nearly full (2/3 capacity) and one empty (0/3), a single student's total match score favoured the empty tutor by 0.0359 when loadFactorWeight = 0.05, and the two tutors scored identically to six decimal places when loadFactorWeight = 0. This confirms the fairness term by itself, on a fixture small enough to check by hand, independently of the aggregate comparison above.</w:t>
+        <w:t xml:space="preserve">A focused unit test isolates the mechanism from this aggregate, capacity-driven effect. Given two otherwise identical tutors, one nearly full (2/3 capacity) and one empty (0/3), a single student's total match score favoured the empty tutor by 0.0359 when loadFactorWeight = 0.05, and the two tutors scored identically to six decimal places when loadFactorWeight = 0. That confirms the fairness term on a fixture small enough to check by hand, independently of the aggregate comparison above.</w:t>
       </w:r>
     </w:p>
     <w:p>
@@ -18885,18 +19130,18 @@
     </w:p>
     <w:p>
       <w:pPr>
-        <w:pStyle w:val="FirstParagraph"/>
-      </w:pPr>
-      <w:r>
-        <w:t xml:space="preserve">RQ6 asks how the proposed algorithm compares with the methods tutoring platforms traditionally use. Three baselines were implemented alongside the harness (baseline-comparison.ts), run on the same fixtures, eligibility filter and composite scorer as the engine, so any difference reflects the assignment strategy alone. Filter-only FCFS assigns each student in arrival order to the first eligible tutor with spare capacity, mirroring deployed tutor-finding applications (Taveekarn et al., 2014); self-selection FCFS lets each student take their own highest-scoring eligible tutor: per-student optimal, with no coordination across students.</w:t>
-      </w:r>
-    </w:p>
-    <w:p>
-      <w:pPr>
         <w:pStyle w:val="BodyText"/>
       </w:pPr>
       <w:r>
-        <w:t xml:space="preserve">The third, deferred acceptance (da-stable), is the student-proposing Gale-Shapley algorithm (Gale &amp; Shapley, 1962; Roth, 2008) in its college-admissions form with tutor capacities: both sides rank by the same static composite score, and the outcome is a stable matching in which no student-tutor pair would both prefer each other over their final matches. Stability is a different objective from total score, so it is a genuine competing alternative rather than a tuning variant of the engine.</w:t>
+        <w:t xml:space="preserve">RQ6 asks how the engine compares with the methods tutoring platforms traditionally use. Three baselines run on the same fixtures, eligibility filter and composite scorer, so any difference reflects the assignment strategy alone. Filter-only FCFS assigns each student in arrival order to the first eligible tutor with spare capacity, mirroring deployed tutor-finding applications (Taveekarn et al., 2014); self-selection FCFS lets each student take their own highest-scoring eligible tutor, per-student optimal with no coordination across students.</w:t>
+      </w:r>
+    </w:p>
+    <w:p>
+      <w:pPr>
+        <w:pStyle w:val="BodyText"/>
+      </w:pPr>
+      <w:r>
+        <w:t xml:space="preserve">The third, deferred acceptance (da-stable), is the student-proposing Gale-Shapley algorithm (Gale &amp; Shapley, 1962; Roth, 2008) in its college-admissions form with tutor capacities: both sides rank by the same static composite score and the outcome is stable, with no pair preferring each other over their final matches. Stability is a different objective from total score, so it is a genuine competing alternative rather than a tuning variant.</w:t>
       </w:r>
     </w:p>
     <w:p>
@@ -19711,7 +19956,7 @@
         <w:pStyle w:val="BodyText"/>
       </w:pPr>
       <w:r>
-        <w:t xml:space="preserve">The second metric, average compatibility over placed matches, is the one this chapter deliberately does not use as its headline: it averages only over seated students, so it flatters whichever strategy leaves more unplaced. Read that way, self-selection is indistinguishable from the engine at 1:1 (0.5916 against 0.5901, p = 0.8555) and 1.5:1 (0.6193 against 0.6197, p = 0.8555), ahead at 2:1 (0.5980 against 0.5931, p &lt; 0.0001) and marginally at 3:1 (0.5744 against 0.5704, p = 0.2005), while the engine is far ahead at 10:1 (0.7064 against 0.5822, p &lt; 0.0001). The disagreement is the coverage difference itself; the load-independent column is the one to quote. Against filter-only FCFS the engine is ahead on both metrics at every ratio: 9% to 35% higher average compatibility and a 15% to 37% higher total per student.</w:t>
+        <w:t xml:space="preserve">The second metric, average compatibility over placed matches, is deliberately not the headline here: it averages only over seated students, so it flatters whichever strategy leaves more unplaced. Read that way, self-selection is indistinguishable from the engine at 1:1 (0.5916 against 0.5901, p = 0.8555) and 1.5:1 (0.6193 against 0.6197, p = 0.8555), ahead at 2:1 (0.5980 against 0.5931, p &lt; 0.0001) and marginally at 3:1 (0.5744 against 0.5704, p = 0.2005), while the engine is far ahead at 10:1 (0.7064 against 0.5822, p &lt; 0.0001). The disagreement is the coverage difference itself, which is why the load-independent column is the one to quote. Against filter-only FCFS the engine leads on both metrics at every ratio: 9% to 35% higher average compatibility and a 15% to 37% higher total per student.</w:t>
       </w:r>
     </w:p>
     <w:p>
@@ -20873,7 +21118,7 @@
         <w:pStyle w:val="BodyText"/>
       </w:pPr>
       <w:r>
-        <w:t xml:space="preserve">Two structural findings fall out of the table. The engine sits in the middle of the field rather than at its head, and the mechanism that lifts its coverage in Section 4.10.5 is the same one that costs it stability: displacing a seated student is precisely how a blocking pair is created. Arrival-order assignment is the other extreme, at 194 to 3,931 blockers per population, so a deployment that treats stability as a hard requirement can rule out filter-only FCFS on this evidence alone.</w:t>
+        <w:t xml:space="preserve">Two structural findings fall out of the table. The engine sits in the middle of the field rather than at its head, and the mechanism that lifts its coverage in Section 4.10.5 is the same one that costs it stability: displacing a seated student is how a blocking pair is created. Arrival-order assignment is the other extreme, at 194 to 3,931 blockers per population, so a deployment that treats stability as a hard requirement can rule out filter-only FCFS on this evidence alone.</w:t>
       </w:r>
     </w:p>
     <w:p>
@@ -21759,7 +22004,7 @@
         <w:pStyle w:val="BodyText"/>
       </w:pPr>
       <w:r>
-        <w:t xml:space="preserve">Three readings stand out. Filter-only FCFS loses all 30 populations in every scenario and self-selection loses all 30 from 1.5:1 upward, which is the quantitative case for scoring at all. The 1:1 seed scenario is genuinely undecided between engine and self-selection (10 wins, 20 losses, p = 0.0987), underpowered rather than settled; the engine's edge begins at 2:1, where contention makes score-aware ordering pay. And the two mechanisms added on top of plain greedy behave differently by regime: the floor-constrained solve wins the load-independent total in 30 of 30 populations at every ratio, and the repair pass never loses, though at 1:1 it improves the total in only half the populations.</w:t>
+        <w:t xml:space="preserve">Three readings stand out. Filter-only FCFS loses all 30 populations in every scenario and self-selection loses all 30 from 1.5:1 upward, which is the quantitative case for scoring at all. The 1:1 seed scenario is genuinely undecided between engine and self-selection (10 wins, 20 losses, p = 0.0987), underpowered rather than settled; the engine's edge begins at 2:1, where contention makes score-aware ordering pay. The two mechanisms added on top of plain greedy behave differently by regime: the floor-constrained solve wins the load-independent total in 30 of 30 populations at every ratio, and the repair pass never loses, though at 1:1 it improves the total in only half the populations.</w:t>
       </w:r>
     </w:p>
     <w:p>
@@ -23585,18 +23830,10 @@
     </w:p>
     <w:p>
       <w:pPr>
-        <w:pStyle w:val="FirstParagraph"/>
-      </w:pPr>
-      <w:r>
-        <w:t xml:space="preserve">The problem this project set out to solve is how students get matched with suitable tutors in digital learning environments. The literature review showed that existing systems lean on limited filtering criteria and do not combine weighted compatibility, scheduling feasibility, fairness and explainability in a single coherent framework.</w:t>
-      </w:r>
-    </w:p>
-    <w:p>
-      <w:pPr>
         <w:pStyle w:val="BodyText"/>
       </w:pPr>
       <w:r>
-        <w:t xml:space="preserve">To close that gap, a multi-criteria student-tutor matchmaking system was designed, implemented and evaluated. It rests on a composite scoring model with four sub-scorers (academic, preference, schedule, fairness), a priority-queue greedy assignment algorithm with lazy fairness recompute and a bounded repair pass, and an EMA-based feedback update mechanism.</w:t>
+        <w:t xml:space="preserve">This project set out to solve how students get matched with suitable tutors in digital learning environments. Existing systems lean on limited filtering criteria and do not combine weighted compatibility, scheduling feasibility, fairness and explainability in one framework.</w:t>
       </w:r>
     </w:p>
     <w:p>
@@ -23604,7 +23841,7 @@
         <w:pStyle w:val="BodyText"/>
       </w:pPr>
       <w:r>
-        <w:t xml:space="preserve">Implementation took the form of a full-stack web application: NestJS 11 on the backend, the core algorithm isolated in a framework-independent domain layer, and PostgreSQL with Drizzle ORM for persistence. At the final full test run on 28 September 2026, all 197 core algorithm tests passed across nine Jest test files, and 334 tests passed overall across 21 suites (21 tests skipped), with all 12 identified edge cases individually confirmed by named tests (Section 4.9.2).</w:t>
+        <w:t xml:space="preserve">To close that gap a multi-criteria matchmaking system was designed, implemented and evaluated, resting on four sub-scorers (academic, preference, schedule, fairness), a priority-queue greedy assignment with lazy fairness recompute and a bounded repair pass, and an EMA feedback update.</w:t>
       </w:r>
     </w:p>
     <w:p>
@@ -23612,7 +23849,7 @@
         <w:pStyle w:val="BodyText"/>
       </w:pPr>
       <w:r>
-        <w:t xml:space="preserve">Time complexity is O(n^2 log n), confirmed empirically by quadratic growth in pairs scored (Sections 4.5.3, 4.10.4). The classical 1/2-approximation guarantee holds for the static no-repair variant (Preis, 1999; Korte &amp; Vygen, 2018); the deployed engine departs from it in four documented ways and is judged by measurement. Against an exact min-cost max-flow baseline it reaches 97.6-100% of the true optimum at small scales, and on 30 populations per scenario it retains 98.5-99.7% of the oracle static total while beating every baseline on coverage and load-independent score.</w:t>
+        <w:t xml:space="preserve">It is a full-stack application: NestJS 11 on the backend, the core algorithm isolated in a framework-independent domain layer, and PostgreSQL with Drizzle ORM for persistence. The final run of 28 September 2026 executed 355 tests across 21 suites: 334 passed, 21 skipped, none failed, including all 197 core algorithm tests in nine spec files, with all 12 edge cases confirmed by named tests (Section 4.9.2).</w:t>
       </w:r>
     </w:p>
     <w:p>
@@ -23620,7 +23857,7 @@
         <w:pStyle w:val="BodyText"/>
       </w:pPr>
       <w:r>
-        <w:t xml:space="preserve">An evaluation harness (Section 4.10) recorded match quality, Jain's fairness index, coverage and execution time across the three scenario families, with every comparative figure a mean over 30 populations, a 95% confidence interval and a paired sign test. The fairness weight improves load distribution at every measured ratio (Jain's index +0.0071 to +0.0288, Table 4.12) and is inert at 10:1; the accompanying score difference is a normalisation artifact (Section 4.10.3). The worst-placed student was bounded exactly for the first time: the largest floor at which every student remains assignable sits 0.0075 to 0.0241 above the engine's own worst placed pair, and the exact assignment under that floor lifts the tail at no measured cost (Section 4.10.6).</w:t>
+        <w:t xml:space="preserve">Time complexity is O(n^2 log n), confirmed empirically by quadratic growth in pairs scored (Sections 4.5.3, 4.10.4). The classical 1/2-approximation guarantee holds for the static no-repair variant (Preis, 1999; Korte &amp; Vygen, 2018); the deployed engine departs from it in four documented ways and is judged by measurement, reaching 97.6-100% of the true optimum at small scales and retaining 98.5-99.7% of the oracle static total over 30 populations per scenario while beating every baseline on coverage and load-independent score.</w:t>
       </w:r>
     </w:p>
     <w:p>
@@ -23628,7 +23865,15 @@
         <w:pStyle w:val="BodyText"/>
       </w:pPr>
       <w:r>
-        <w:t xml:space="preserve">Stability was the one axis where the engine is the weakest arm rather than the strongest: deferred acceptance reports zero blocking pairs by construction, the engine leaves 4.93 to 42.03 per population, and the repair pass that closes the coverage gap creates most of them. The opt-in stability pass removes 3.30 to 14.30 with no loss of placement, but pays out of load fairness and the worst-placed student, which is why it is not deployed by default.</w:t>
+        <w:t xml:space="preserve">The harness (Section 4.10) recorded match quality, Jain's fairness index, coverage and execution time across the three scenario families, with every comparative figure a mean over 30 populations, a 95% confidence interval and a paired sign test. The fairness weight improves load distribution at every measured ratio (Jain's index +0.0071 to +0.0288, Table 4.12) and is inert at 10:1, the accompanying score difference being a normalisation artifact (Section 4.10.3). The worst-placed student was bounded exactly: the largest floor at which every student remains assignable sits 0.0075 to 0.0241 above the engine's own worst placed pair, and the exact assignment under that floor lifts the tail at no measured cost (Section 4.10.6).</w:t>
+      </w:r>
+    </w:p>
+    <w:p>
+      <w:pPr>
+        <w:pStyle w:val="BodyText"/>
+      </w:pPr>
+      <w:r>
+        <w:t xml:space="preserve">Stability was the one axis where the engine is the weakest arm: deferred acceptance reports zero blocking pairs by construction, the engine leaves 4.93 to 42.03 per population, and the repair pass that closes the coverage gap creates most of them. The opt-in stability pass removes 3.30 to 14.30 with no loss of placement, but pays out of load fairness and the worst-placed student, so it is not deployed by default.</w:t>
       </w:r>
     </w:p>
     <w:p>
@@ -23647,10 +23892,10 @@
     </w:p>
     <w:p>
       <w:pPr>
-        <w:pStyle w:val="FirstParagraph"/>
-      </w:pPr>
-      <w:r>
-        <w:t xml:space="preserve">The study concludes that student-tutor matching is better framed as a multi-criteria decision problem than as a simple filtering task. What the implemented system demonstrates is that a composite scoring model with four sub-scorers, priority-queue greedy assignment and load balancing yields matches that are fast, close to optimal, explainable and fair under realistic capacity conditions.</w:t>
+        <w:pStyle w:val="BodyText"/>
+      </w:pPr>
+      <w:r>
+        <w:t xml:space="preserve">Student-tutor matching is better framed as a multi-criteria decision problem than as a filtering task. What the implemented system demonstrates is that four sub-scorers, priority-queue greedy assignment and load balancing yield matches that are fast, close to optimal, explainable and fair under realistic capacity conditions.</w:t>
       </w:r>
     </w:p>
     <w:p>
@@ -23716,13 +23961,21 @@
     </w:p>
     <w:p>
       <w:pPr>
+        <w:pStyle w:val="BodyText"/>
+      </w:pPr>
+      <w:r>
+        <w:t xml:space="preserve">RQ4: Fairness and load balancing use the FairnessScorer F(t) = min(1, (1 - LoadRatio(t))^1.15 + b(t)) with a cold-start boost for unused tutors. It improves Jain's fairness index at every ratio the multi-population design covers, by +0.0071 at 1:1, +0.0065 at 1.5:1, +0.0168 at 2:1 and +0.0288 at 3:1, with no measurable change at 10:1 once tutor capacity binds (Section 4.10.3). The apparent score cost of enabling it is an artifact of the weight normalisation rather than a measured trade-off.</w:t>
+      </w:r>
+    </w:p>
+    <w:p>
+      <w:pPr>
         <w:numPr>
           <w:ilvl w:val="0"/>
           <w:numId w:val="9"/>
         </w:numPr>
       </w:pPr>
       <w:r>
-        <w:t xml:space="preserve">RQ4: Fairness and load balancing are achieved through the FairnessScorer F(t) = min(1, (1 - LoadRatio(t))^1.15 + b(t)), with a cold-start boost for unused tutors. The mechanism measurably improves Jain's fairness index at every ratio the multi-population design covers, by +0.0071 at 1:1, +0.0065 at 1.5:1, +0.0168 at 2:1 and +0.0288 at 3:1, with no measurable change at 10:1 once tutor capacity binds (Section 4.10.3). The apparent score cost of enabling it is an artifact of the weight normalisation rather than a measured trade-off.</w:t>
+        <w:t xml:space="preserve">RQ5: the EMA-based FeedbackUpdater, with lambda = 0.3, folds historical performance into ratings, creating a closed-loop improvement system. New tutors default to COLD_START_QUALITY = 0.5.</w:t>
       </w:r>
     </w:p>
     <w:p>
@@ -23733,7 +23986,7 @@
         </w:numPr>
       </w:pPr>
       <w:r>
-        <w:t xml:space="preserve">RQ5: the EMA-based FeedbackUpdater, with lambda = 0.3, folds historical performance into ratings, creating a closed-loop improvement system. New tutors default to COLD_START_QUALITY = 0.5.</w:t>
+        <w:t xml:space="preserve">RQ6: the algorithm scales as O(n^2 log n), confirmed empirically by pairs scored growing with roughly the square of the system size, and it completes the 5,000-student tier in 1.74 s. The classical 1/2-approximation guarantee holds for the static no-repair variant; the deployed engine is judged by measurement and reached 97.6-100% of true optimal score against an exact baseline at small scales. On identical fixtures it delivered 9-35% higher average compatibility than filter-only FCFS at every ratio, and on the load-independent total score it won all 30 populations against filter-only FCFS at every ratio, all 30 against both other baselines across the contested 1.5:1 to 3:1 band, and 24 of 30 against deferred acceptance in the supply-bound stress market, where the two arms finished within 0.0001 of each other (Section 4.10.5).</w:t>
       </w:r>
     </w:p>
     <w:p>
@@ -23744,17 +23997,6 @@
         </w:numPr>
       </w:pPr>
       <w:r>
-        <w:t xml:space="preserve">RQ6: the algorithm scales as O(n^2 log n), confirmed empirically by pairs scored growing with roughly the square of the system size, and it completes the 5,000-student tier in 1.74 s. The classical 1/2-approximation guarantee holds for the static no-repair variant; the deployed engine is judged by measurement and reached 97.6-100% of true optimal score against an exact baseline at small scales. On identical fixtures it delivered 9-35% higher average compatibility than filter-only FCFS at every ratio, and on the load-independent total score it won all 30 populations against filter-only FCFS at every ratio, all 30 against both other baselines across the contested 1.5:1 to 3:1 band, and 24 of 30 against deferred acceptance in the supply-bound stress market, where the two arms finished within 0.0001 of each other (Section 4.10.5).</w:t>
-      </w:r>
-    </w:p>
-    <w:p>
-      <w:pPr>
-        <w:numPr>
-          <w:ilvl w:val="0"/>
-          <w:numId w:val="9"/>
-        </w:numPr>
-      </w:pPr>
-      <w:r>
         <w:t>RQ7: Explainability is provided through per-criteria score breakdowns at both the four-bucket level and the sub-criteria level, returned in every assignment result.</w:t>
       </w:r>
     </w:p>
@@ -23791,13 +24033,29 @@
     </w:p>
     <w:p>
       <w:pPr>
+        <w:pStyle w:val="BodyText"/>
+      </w:pPr>
+      <w:r>
+        <w:t xml:space="preserve">A controlled deployment on real tutor and student data from a tutorial centre or school platform would validate the simulated results against actual behaviour, but no such data was used here: a live trial needs its own ethical clearance and fresh participant consent, and the no-real-world-data statement in Section 3.1 still describes the work reported.</w:t>
+      </w:r>
+    </w:p>
+    <w:p>
+      <w:pPr>
         <w:numPr>
           <w:ilvl w:val="0"/>
           <w:numId w:val="10"/>
         </w:numPr>
       </w:pPr>
       <w:r>
-        <w:t xml:space="preserve">The system should be deployed with real tutor and student data from a tutorial centre or school platform to validate the simulated results against actual user behaviour.</w:t>
+        <w:t xml:space="preserve">The default weights should be checked with domain experts and tuned in light of observed usage and A/B testing.</w:t>
+      </w:r>
+    </w:p>
+    <w:p>
+      <w:pPr>
+        <w:pStyle w:val="BodyText"/>
+      </w:pPr>
+      <w:r>
+        <w:t xml:space="preserve">The load-factor weight (delta) improves load distribution at every ratio measured and is inert only where capacity already fixes the load vector, so it should stay on; the score difference that accompanies it is a weight-renormalisation artifact rather than a cost of fairness (Section 4.10.3).</w:t>
       </w:r>
     </w:p>
     <w:p>
@@ -23808,7 +24066,7 @@
         </w:numPr>
       </w:pPr>
       <w:r>
-        <w:t xml:space="preserve">The default weights should be checked with domain experts and tuned in light of observed usage and A/B testing.</w:t>
+        <w:t xml:space="preserve">The administrator dashboard should also track tutor load, failed matches, and match outcomes over time.</w:t>
       </w:r>
     </w:p>
     <w:p>
@@ -23819,28 +24077,6 @@
         </w:numPr>
       </w:pPr>
       <w:r>
-        <w:t xml:space="preserve">The load-factor weight (delta) improves load distribution at every ratio measured and is inert only where capacity already fixes the load vector, so it should stay on; the score difference that accompanies it is a weight-renormalisation artifact rather than a cost of fairness, as Section 4.10.3 shows.</w:t>
-      </w:r>
-    </w:p>
-    <w:p>
-      <w:pPr>
-        <w:numPr>
-          <w:ilvl w:val="0"/>
-          <w:numId w:val="10"/>
-        </w:numPr>
-      </w:pPr>
-      <w:r>
-        <w:t xml:space="preserve">The administrator dashboard should also track tutor load, failed matches, and match outcomes over time.</w:t>
-      </w:r>
-    </w:p>
-    <w:p>
-      <w:pPr>
-        <w:numPr>
-          <w:ilvl w:val="0"/>
-          <w:numId w:val="10"/>
-        </w:numPr>
-      </w:pPr>
-      <w:r>
         <w:t xml:space="preserve">Because the engine is measurably not stable, a deployment that treats stability as a first-class requirement should turn the opt-in stability pass on and accept its measured price in load fairness and the worst placed pair, rather than expect the default engine to be stable; the cost is tabulated per scenario in Section 4.10.7.</w:t>
       </w:r>
     </w:p>
@@ -23868,13 +24104,37 @@
     </w:p>
     <w:p>
       <w:pPr>
+        <w:pStyle w:val="BodyText"/>
+      </w:pPr>
+      <w:r>
+        <w:t xml:space="preserve">A composite scoring architecture with four independently testable sub-scorers and a priority-queue greedy assignment engine with lazy fairness recompute and a bounded repair pass, achieving O(n^2 log n) time complexity, with the classical 1/2-approximation guarantee rescoped to the static no-repair variant the deployed engine extends.</w:t>
+      </w:r>
+    </w:p>
+    <w:p>
+      <w:pPr>
+        <w:pStyle w:val="BodyText"/>
+      </w:pPr>
+      <w:r>
+        <w:t xml:space="preserve">Empirical validation against an exact min-cost max-flow baseline, showing 97.6-100% of optimal score in practice and 98.5-99.7% of the oracle's static total over 30 populations, while beating the filter-based, self-selection and deferred-acceptance strategies deployed platforms use (Sections 4.10.5 and 4.5.5).</w:t>
+      </w:r>
+    </w:p>
+    <w:p>
+      <w:pPr>
         <w:numPr>
           <w:ilvl w:val="0"/>
           <w:numId w:val="11"/>
         </w:numPr>
       </w:pPr>
       <w:r>
-        <w:t xml:space="preserve">A composite scoring architecture with four independently testable sub-scorers and a priority-queue greedy assignment engine with lazy fairness recompute and a bounded repair pass, achieving O(n^2 log n) time complexity, together with a documented rescoping of the classical 1/2-approximation guarantee to the static no-repair variant the deployed engine extends.</w:t>
+        <w:t>An exact bound on the fairness tail rather than an average: the largest floor at which every student remains assignable was computed exactly, showing that the engine’s worst placed pair sits 0.0075 to 0.0241 below it, and that a floor-constrained exact assignment lifts the tail in 30 of 30 populations per scenario at a measured price of at most 0.000211 of static total per student (Section 4.10.6).</w:t>
+      </w:r>
+    </w:p>
+    <w:p>
+      <w:pPr>
+        <w:pStyle w:val="BodyText"/>
+      </w:pPr>
+      <w:r>
+        <w:t xml:space="preserve">An evaluation methodology that separates a real effect from a fixture artifact: 95% confidence intervals and paired sign tests over 30 independent populations, the load-independent total distinguished from the placed-only average that flatters low-coverage strategies, and the apparent quality cost of the fairness weight traced to the weight renormalisation it performs (Sections 4.10.2, 4.10.3 and 4.10.5).</w:t>
       </w:r>
     </w:p>
     <w:p>
@@ -23885,7 +24145,7 @@
         </w:numPr>
       </w:pPr>
       <w:r>
-        <w:t xml:space="preserve">Empirical validation of the engine against an exact min-cost max-flow baseline, showing 97.6-100% of optimal score achieved in practice, and a 30-population evaluation showing it retains 98.5-99.7% of the oracle's static total while beating the filter-based, self-selection and deferred-acceptance strategies deployed platforms actually use (Sections 4.10.5 and 4.5.5).</w:t>
+        <w:t xml:space="preserve">An open-source implementation of the full-stack system whose core algorithm sits in a framework-independent domain layer, built on clean architecture principles with dependency inversion at the repository boundary.</w:t>
       </w:r>
     </w:p>
     <w:p>
@@ -23896,39 +24156,6 @@
         </w:numPr>
       </w:pPr>
       <w:r>
-        <w:t>An exact bound on the fairness tail rather than an average: the largest floor at which every student remains assignable was computed exactly, showing that the engine’s worst placed pair sits 0.0075 to 0.0241 below it, and that a floor-constrained exact assignment lifts the tail in 30 of 30 populations per scenario at a measured price of at most 0.000211 of static total per student (Section 4.10.6).</w:t>
-      </w:r>
-    </w:p>
-    <w:p>
-      <w:pPr>
-        <w:numPr>
-          <w:ilvl w:val="0"/>
-          <w:numId w:val="11"/>
-        </w:numPr>
-      </w:pPr>
-      <w:r>
-        <w:t xml:space="preserve">An evaluation methodology that separates a real effect from a fixture artifact: it reports 95% confidence intervals and paired sign tests over 30 independent populations, distinguishes the load-independent total from the placed-only average that flatters low-coverage strategies, and traces the apparent quality cost of the fairness weight to the weight renormalisation it performs rather than to the mechanism itself (Sections 4.10.2, 4.10.3 and 4.10.5).</w:t>
-      </w:r>
-    </w:p>
-    <w:p>
-      <w:pPr>
-        <w:numPr>
-          <w:ilvl w:val="0"/>
-          <w:numId w:val="11"/>
-        </w:numPr>
-      </w:pPr>
-      <w:r>
-        <w:t xml:space="preserve">An open-source implementation of the full-stack system whose core algorithm sits in a framework-independent domain layer, built on clean architecture principles with dependency inversion at the repository boundary.</w:t>
-      </w:r>
-    </w:p>
-    <w:p>
-      <w:pPr>
-        <w:numPr>
-          <w:ilvl w:val="0"/>
-          <w:numId w:val="11"/>
-        </w:numPr>
-      </w:pPr>
-      <w:r>
         <w:t xml:space="preserve">A measured account of stability as a third axis of matching quality, including the first direct comparison of blocking-pair counts between a greedy assignment engine, the two first-come-first-served strategies platforms deploy, and a stable-matching baseline, together with the bounded pass that trades load fairness for stability (Section 4.10.7).</w:t>
       </w:r>
     </w:p>
@@ -23948,13 +24175,21 @@
     </w:p>
     <w:p>
       <w:pPr>
+        <w:pStyle w:val="BodyText"/>
+      </w:pPr>
+      <w:r>
+        <w:t xml:space="preserve">A later version could expose the exact min-cost max-flow solver that Section 4.10.6 already benchmarks as an administrative re-solve endpoint, and could re-run the optimality gap and the fairness floor on real platform data rather than the generated corpora.</w:t>
+      </w:r>
+    </w:p>
+    <w:p>
+      <w:pPr>
         <w:numPr>
           <w:ilvl w:val="0"/>
           <w:numId w:val="12"/>
         </w:numPr>
       </w:pPr>
       <w:r>
-        <w:t>A later version could expose the exact min-cost max-flow solver that Section 4.10.6 already benchmarks as an administrative re-solve endpoint at the scales where it was measured affordable, and could re-run the optimality gap and the fairness floor on real platform data rather than the generated corpora.</w:t>
+        <w:t xml:space="preserve">Future work should add transactional integrity guarantees at the persistence layer, so concurrent match requests cannot cause phantom-write conflicts during peak load.</w:t>
       </w:r>
     </w:p>
     <w:p>
@@ -23965,7 +24200,7 @@
         </w:numPr>
       </w:pPr>
       <w:r>
-        <w:t xml:space="preserve">Future work should add transactional integrity guarantees at the persistence layer, so concurrent match requests cannot cause phantom-write conflicts during peak load.</w:t>
+        <w:t xml:space="preserve">The platform should also watch for bias, handle cancellations, and moderate user ratings more strictly so the feedback system cannot be gamed.</w:t>
       </w:r>
     </w:p>
     <w:p>
@@ -23976,7 +24211,7 @@
         </w:numPr>
       </w:pPr>
       <w:r>
-        <w:t xml:space="preserve">The platform should also watch for bias, handle cancellations, and moderate user ratings more strictly so the feedback system cannot be gamed.</w:t>
+        <w:t xml:space="preserve">Longitudinal studies could measure what the matchmaking system does to actual student learning outcomes over an academic term.</w:t>
       </w:r>
     </w:p>
     <w:p>
@@ -23987,7 +24222,7 @@
         </w:numPr>
       </w:pPr>
       <w:r>
-        <w:t xml:space="preserve">Longitudinal studies could measure what the matchmaking system does to actual student learning outcomes over an academic term.</w:t>
+        <w:t xml:space="preserve">The algorithm could take on further criteria, such as personality compatibility, learning-pace matching, and real-time availability updates.</w:t>
       </w:r>
     </w:p>
     <w:p>
@@ -23998,29 +24233,15 @@
         </w:numPr>
       </w:pPr>
       <w:r>
-        <w:t xml:space="preserve">The algorithm could take on further criteria, such as personality compatibility, learning-pace matching, and real-time availability updates.</w:t>
-      </w:r>
-    </w:p>
-    <w:p>
-      <w:pPr>
-        <w:numPr>
-          <w:ilvl w:val="0"/>
-          <w:numId w:val="12"/>
-        </w:numPr>
-      </w:pPr>
-      <w:r>
         <w:t xml:space="preserve">To scale past 10,000 users, database-level pre-filtering (pushing hard constraint checks into SQL) and parallel processing strategies should be introduced.</w:t>
       </w:r>
     </w:p>
     <w:p>
       <w:pPr>
-        <w:numPr>
-          <w:ilvl w:val="0"/>
-          <w:numId w:val="12"/>
-        </w:numPr>
-      </w:pPr>
-      <w:r>
-        <w:t xml:space="preserve">Stability and fairness could be attacked together rather than in sequence: the measured conflict between them suggests a formulation that places a floor on the worst placed pair as a constraint inside the same solve that eliminates blocking pairs, which the present pipeline keeps as two separate passes.</w:t>
+        <w:pStyle w:val="BodyText"/>
+      </w:pPr>
+      <w:r>
+        <w:t xml:space="preserve">Stability and fairness could be attacked together rather than in sequence: the measured conflict between them suggests a formulation that places a floor on the worst placed pair as a constraint inside the same solve that eliminates blocking pairs, which the present pipeline keeps as two passes.</w:t>
       </w:r>
     </w:p>
     <w:p>
@@ -24076,6 +24297,14 @@
         <w:pStyle w:val="BodyText"/>
       </w:pPr>
       <w:r>
+        <w:t xml:space="preserve">Deldjoo, Y., Jannach, D., Bellogín, A., Difonzo, A., &amp; Zanzonelli, D. (2024). Fairness in recommender systems: Research landscape and future directions. User Modeling and User-Adapted Interaction, 34(1), 59–108. https://doi.org/10.1007/s11257-023-09364-z</w:t>
+      </w:r>
+    </w:p>
+    <w:p>
+      <w:pPr>
+        <w:pStyle w:val="BodyText"/>
+      </w:pPr>
+      <w:r>
         <w:t>Deschenes, M. (2020). Recommender systems to support learners' agency in a learning context: A systematic review. International Journal of Educational Technology in Higher Education, 17, Article 50. https://doi.org/10.1186/s41239-020-00219-w</w:t>
       </w:r>
     </w:p>
@@ -24255,6 +24484,14 @@
       </w:pPr>
       <w:r>
         <w:t>Spivakovsky, A., Poltoratskyi, M., Lemeshchuk, O., Denysenko, V., Karpov, I., &amp; Revenko, Y. (2025). Algorithms for using online tutoring as a tool for personalization of learning. In ICT in Education, Research, and Industrial Applications (CCIS 2359, pp. 178–193). Springer. https://doi.org/10.1007/978-3-031-81372-6</w:t>
+      </w:r>
+    </w:p>
+    <w:p>
+      <w:pPr>
+        <w:pStyle w:val="BodyText"/>
+      </w:pPr>
+      <w:r>
+        <w:t xml:space="preserve">Tadelis, S. (2016). Reputation and feedback systems in online platform markets. Annual Review of Economics, 8(1), 321–340. https://doi.org/10.1146/annurev-economics-080315-015325</w:t>
       </w:r>
     </w:p>
     <w:p>
@@ -25640,10 +25877,18 @@
     </w:p>
     <w:p>
       <w:pPr>
-        <w:pStyle w:val="FirstParagraph"/>
-      </w:pPr>
-      <w:r>
-        <w:t xml:space="preserve">The test and evaluation figures in Sections 4.9 and 4.10 were produced in two steps, recorded here for transparency. First, a Jest test suite was written for the core matchmaking algorithm in backend/src/core/, together with an evaluation harness, and both were run against the repository so that every figure reported reflects tests that were actually written and actually passed, not invented numbers.</w:t>
+        <w:pStyle w:val="BodyText"/>
+      </w:pPr>
+      <w:r>
+        <w:t xml:space="preserve">The test and evaluation figures in Sections 4.9 and 4.10 are recorded here for transparency. A Jest suite was written for the core matchmaking algorithm in backend/src/core/ together with an evaluation harness, and both were run against the repository, so every figure reflects tests that were written and passed rather than invented numbers.</w:t>
+      </w:r>
+    </w:p>
+    <w:p>
+      <w:pPr>
+        <w:pStyle w:val="BodyText"/>
+      </w:pPr>
+      <w:r>
+        <w:t xml:space="preserve">The suite covers the core classes (AcademicScorer, PreferenceScorer, ScheduleScorer, FairnessScorer, CompositeScorer, GreedyAssignmentEngine, EligibilityFilter, FeedbackUpdater, MaxHeap, VectorMath, weight adaptation and the assignment lifecycle, plus the evaluation harness, the statistics and CSV-contract checks and the stage-3 solver) with unit tests that assert exact expected outputs on fixed inputs derived from the formulas in the code, for example that the composite score equals alpha*A + beta*P + gamma*S + delta*F for a specific pair.</w:t>
       </w:r>
     </w:p>
     <w:p>
@@ -25651,58 +25896,40 @@
         <w:pStyle w:val="BlockText"/>
       </w:pPr>
       <w:r>
-        <w:t>The suite covers the core classes (AcademicScorer, PreferenceScorer, ScheduleScorer, FairnessScorer, CompositeScorer, GreedyAssignmentEngine, EligibilityFilter, FeedbackUpdater, MaxHeap, VectorMath, weight adaptation and the assignment lifecycle, together with the evaluation harness, the statistics and CSV-contract checks, and the stage-3 solver) with unit tests that assert exact expected outputs on known fixed inputs, with the expected values derived from the formulas in the code (for example, that the composite score equals alpha*A + beta*P + gamma*S + delta*F for a specific student-tutor pair).</w:t>
-      </w:r>
-    </w:p>
-    <w:p>
-      <w:pPr>
-        <w:pStyle w:val="BlockText"/>
-      </w:pPr>
-      <w:r>
         <w:t>One dedicated test covers each edge case: zero eligible tutors after filtering, a tutor at zero or full capacity, preference weights not summing to 1, a student with zero availability slots, tied match scores, oversubscription, a new tutor with a null rating, a tutor filled mid-batch, an incremental request at capacity, assignment cancellation, and the structural case in which a student is left out while a seat is held by a student with an acceptable alternative. Each asserts the specific documented behavior, not merely that no exception is thrown.</w:t>
       </w:r>
     </w:p>
     <w:p>
       <w:pPr>
-        <w:pStyle w:val="BlockText"/>
-      </w:pPr>
-      <w:r>
-        <w:t>The suite was run with pnpm test:cov, and the actual terminal output, test counts, pass/fail results and coverage percentages were transcribed into Table 4.9 and Table 4.10. The authoritative run of 28 September 2026 executed 355 tests across 21 suites: 334 passed, 21 were skipped (a single database-dependent integration suite) and none failed.</w:t>
-      </w:r>
-    </w:p>
-    <w:p>
-      <w:pPr>
-        <w:pStyle w:val="BlockText"/>
-      </w:pPr>
-      <w:r>
-        <w:t xml:space="preserve">The evaluation harness in core/evaluation/ was extended to run the deployed engine at the (50,5), (200,20), (1000,100) and (5000,500) student/tutor scales, recording average compatibility score, the percentage of students left unassigned, Jain's fairness index and wall-clock time, once with the fairness weight at its designed value and once with delta = 0. A second suite (baseline-statistics.ts) re-runs the scenario families over 30 independent populations (exploratory seeds 0-29) and reports means with 95% confidence intervals, paired sign tests against the engine, and the exact min-cost max-flow oracle measured on the same populations.</w:t>
-      </w:r>
-    </w:p>
-    <w:p>
-      <w:pPr>
-        <w:pStyle w:val="BlockText"/>
-      </w:pPr>
-      <w:r>
-        <w:t xml:space="preserve">The raw numbers from those runs are the ones reported in Tables 4.11 to 4.14, with the tables themselves now quoting the 30-population means rather than the single-population sweep.</w:t>
-      </w:r>
-    </w:p>
-    <w:p>
-      <w:pPr>
-        <w:pStyle w:val="FirstParagraph"/>
-      </w:pPr>
-      <w:r>
-        <w:t xml:space="preserve">Second, the generated suite and harness were executed against the repository and their output transcribed into Tables 4.9 through 4.19. The final authoritative run was performed on 28 September 2026: pnpm test (334 tests passing across 21 suites, 21 skipped), the evaluation harness scenarios, the 30-population baseline-statistics suite including the three-strategy baseline comparison (Tables 4.11, 4.12 and 4.14), the exact-oracle comparison (Section 4.5.5) and the optimal-baseline comparison. The harness contains no un-seeded randomness, so the match-quality and fairness figures in Tables 4.11, 4.12 and 4.14 are exactly reproducible from the repository; the wall-clock timings in Table 4.13 vary with hardware and were therefore excluded from the reproducibility claim.</w:t>
-      </w:r>
-    </w:p>
-    <w:p>
-      <w:pPr>
         <w:pStyle w:val="BodyText"/>
       </w:pPr>
       <w:r>
-        <w:t>Project Coordinator</w:t>
-      </w:r>
-      <w:bookmarkEnd w:id="183"/>
-      <w:bookmarkEnd w:id="192"/>
+        <w:t xml:space="preserve">The suite was run with pnpm test:cov, and the terminal output was transcribed into Table 4.9 and Table 4.10. The authoritative run of 28 September 2026 executed 355 tests across 21 suites: 334 passed, 21 were skipped (a single database-dependent integration suite) and none failed.</w:t>
+      </w:r>
+    </w:p>
+    <w:p>
+      <w:pPr>
+        <w:pStyle w:val="BodyText"/>
+      </w:pPr>
+      <w:r>
+        <w:t xml:space="preserve">The harness in core/evaluation/ ran the deployed engine at the (50,5), (200,20), (1000,100) and (5000,500) student/tutor scales, recording average compatibility score, the percentage of students left unassigned, Jain's fairness index and wall-clock time, with the fairness weight at its designed value and at delta = 0. A second suite (baseline-statistics.ts) re-runs the scenario families over 30 independent populations (exploratory seeds 0-29) and reports means with 95% confidence intervals, paired sign tests against the engine, and the exact min-cost max-flow oracle on the same populations.</w:t>
+      </w:r>
+    </w:p>
+    <w:p>
+      <w:pPr>
+        <w:pStyle w:val="BodyText"/>
+      </w:pPr>
+      <w:r>
+        <w:t xml:space="preserve">Tables 4.11 to 4.14 quote those 30-population means rather than the single-population sweep.</w:t>
+      </w:r>
+    </w:p>
+    <w:p>
+      <w:pPr>
+        <w:pStyle w:val="BodyText"/>
+      </w:pPr>
+      <w:r>
+        <w:t xml:space="preserve">The suite and harness were then run against the repository, and the final authoritative run of 28 September 2026 produced pnpm test (355 tests run across 21 suites: 334 passed, 21 skipped, including all 197 core-algorithm tests in nine spec files), the harness scenarios, the 30-population baseline-statistics suite including the three-strategy comparison and their output transcribed into Tables 4.9 through 4.19, the three-strategy comparison (Tables 4.11, 4.12 and 4.14), the exact-oracle comparison (Section 4.5.5) and the optimal-baseline comparison. Because the harness contains no un-seeded randomness, the match-quality and fairness figures in Tables 4.11, 4.12 and 4.14 are exactly reproducible from the repository, while the wall-clock timings in Table 4.13 vary with hardware and are excluded from that claim.</w:t>
+      </w:r>
     </w:p>
     <w:p>
       <w:pPr>
@@ -26761,7 +26988,7 @@
     </w:rPrDefault>
     <w:pPrDefault>
       <w:pPr>
-        <w:spacing w:after="200"/>
+        <w:spacing w:after="120"/>
       </w:pPr>
     </w:pPrDefault>
   </w:docDefaults>
@@ -27237,7 +27464,7 @@
     <w:link w:val="BodyTextChar"/>
     <w:qFormat/>
     <w:pPr>
-      <w:spacing w:before="180" w:after="180"/>
+      <w:spacing w:before="120" w:after="120"/>
     </w:pPr>
   </w:style>
   <w:style w:type="paragraph" w:customStyle="1" w:styleId="FirstParagraph">
